--- a/交付_20260809_补充扫描规划专利/01_申请文件/B_说明书_代理人审阅稿.docx
+++ b/交付_20260809_补充扫描规划专利/01_申请文件/B_说明书_代理人审阅稿.docx
@@ -227,7 +227,7 @@
         <w:rPr>
           <w:rFonts w:ascii="SimSun" w:hAnsi="SimSun" w:eastAsia="SimSun"/>
         </w:rPr>
-        <w:t xml:space="preserve"> 检测已采集点云相对设计模型的缺口，据此评估候选站位并选取最优者，执行后依据新的采集结果更新证据。该类方法解决了缺口定位问题，但其输入为模型与点云、输出为单个站位，未涉及移动平台的可通行约束、多站路线的组织、路径与作业时间预算，也未涉及在作业过程中对遮挡模型本身的修正。</w:t>
+        <w:t xml:space="preserve"> 检测已采集点云相对设计模型的缺口，据此评估候选站位并选取最优者，执行后依据新的采集结果更新证据。该类方法解决了缺口定位问题，但其输入为模型与点云、输出为单个站位，未涉及移动平台的可通行约束、多站补充扫描的组织、移动路径预算，也未涉及在作业过程中对遮挡模型本身的修正。</w:t>
       </w:r>
     </w:p>
     <w:p>
@@ -324,7 +324,7 @@
         <w:rPr>
           <w:rFonts w:ascii="SimSun" w:hAnsi="SimSun" w:eastAsia="SimSun"/>
         </w:rPr>
-        <w:t>：当补充扫描以多站路线组织并受路径与作业时间预算约束时，站位集合依据整条路线的预算选出而每轮只执行其中一站，两者仅在恰好选满时等价；剩余预算收紧后，所选站位集合可能不存在任何一站在剩余预算内可达，导致任务提前终止并输出零结果，而此时预算内实际仍存在大量可用候选站位。</w:t>
+        <w:t>：在多站补充扫描过程中，每执行一站后当前位置与剩余可通行路径代价预算均发生变化，前一轮预选的待执行站位中可能不存在其可通行路径代价不大于当前剩余预算者，从而导致规划流程提前终止并输出零结果；而此时全部候选站位中仍可能存在满足剩余预算的可达站位。</w:t>
       </w:r>
     </w:p>
     <w:p>
@@ -488,7 +488,547 @@
         <w:rPr>
           <w:rFonts w:ascii="SimSun" w:hAnsi="SimSun" w:eastAsia="SimSun"/>
         </w:rPr>
-        <w:t xml:space="preserve"> 将设计建筑信息模型的三角面按法向一致性切分为表面分块；将已采集点云中的点关联至表面分块；逐分块统计观测量并归一为缺口证据；加权融合得到缺口分数 G_gap，再结合所属构件的工程重要度得到任务分数 G_task。每个表面分块携带形心、单位法向、面积、G_gap 与 G_task。</w:t>
+        <w:t xml:space="preserve"> 本步骤含四个子步骤。</w:t>
+      </w:r>
+    </w:p>
+    <w:p>
+      <w:pPr>
+        <w:spacing w:after="80"/>
+        <w:jc w:val="both"/>
+      </w:pPr>
+      <w:r>
+        <w:rPr>
+          <w:rFonts w:ascii="SimSun" w:hAnsi="SimSun" w:eastAsia="SimSun"/>
+          <w:b/>
+        </w:rPr>
+        <w:t>(a) 表面分块切分。</w:t>
+      </w:r>
+      <w:r>
+        <w:rPr>
+          <w:rFonts w:ascii="SimSun" w:hAnsi="SimSun" w:eastAsia="SimSun"/>
+        </w:rPr>
+        <w:t xml:space="preserve"> 将设计建筑信息模型的三角面按法向一致性作区域生长：以未被归入任何分块的三角面为种子，初始化一个正在生长的区域；对与该区域已有三角面共享边的相邻三角面，若其单位法向与该区域已有法向的夹角不超过预设法向阈值，则并入该区域；重复至无可并入者。共享边邻接是成为候选并入对象的</w:t>
+      </w:r>
+      <w:r>
+        <w:rPr>
+          <w:rFonts w:ascii="SimSun" w:hAnsi="SimSun" w:eastAsia="SimSun"/>
+          <w:b/>
+        </w:rPr>
+        <w:t>前提</w:t>
+      </w:r>
+      <w:r>
+        <w:rPr>
+          <w:rFonts w:ascii="SimSun" w:hAnsi="SimSun" w:eastAsia="SimSun"/>
+        </w:rPr>
+        <w:t>，法向夹角是</w:t>
+      </w:r>
+      <w:r>
+        <w:rPr>
+          <w:rFonts w:ascii="SimSun" w:hAnsi="SimSun" w:eastAsia="SimSun"/>
+          <w:b/>
+        </w:rPr>
+        <w:t>判定条件</w:t>
+      </w:r>
+      <w:r>
+        <w:rPr>
+          <w:rFonts w:ascii="SimSun" w:hAnsi="SimSun" w:eastAsia="SimSun"/>
+        </w:rPr>
+        <w:t>，二者性质不同。所得区域即表面分块，面积小于预设下限者并入相邻分块或舍弃。每个表面分块携带形心、单位法向、面积与所属构件标识。</w:t>
+      </w:r>
+    </w:p>
+    <w:p>
+      <w:pPr>
+        <w:spacing w:after="80"/>
+        <w:jc w:val="both"/>
+      </w:pPr>
+      <w:r>
+        <w:rPr>
+          <w:rFonts w:ascii="SimSun" w:hAnsi="SimSun" w:eastAsia="SimSun"/>
+          <w:b/>
+        </w:rPr>
+        <w:t>(b) 点—表面分块关联。</w:t>
+      </w:r>
+      <w:r>
+        <w:rPr>
+          <w:rFonts w:ascii="SimSun" w:hAnsi="SimSun" w:eastAsia="SimSun"/>
+        </w:rPr>
+        <w:t xml:space="preserve"> 对已采集点云中的每个点，确定其所对应的设计模型表面并据此归入相应表面分块。本实施方式按"点到设计模型三角面的最近距离"确定：距离不大于预设关联距离阈值者，归入该三角面所属的表面分块；超过该阈值者判为未关联点，不参与任何分块的统计。</w:t>
+      </w:r>
+      <w:r>
+        <w:rPr>
+          <w:rFonts w:ascii="SimSun" w:hAnsi="SimSun" w:eastAsia="SimSun"/>
+          <w:b/>
+        </w:rPr>
+        <w:t>一个点至多归入一个表面分块，不重复计数。</w:t>
+      </w:r>
+      <w:r>
+        <w:rPr>
+          <w:rFonts w:ascii="SimSun" w:hAnsi="SimSun" w:eastAsia="SimSun"/>
+        </w:rPr>
+        <w:t xml:space="preserve"> 若多个三角面同时取得最小距离，采用确定性归属规则择一（实施方式见 8.2）。</w:t>
+      </w:r>
+    </w:p>
+    <w:p>
+      <w:pPr>
+        <w:spacing w:after="80"/>
+        <w:jc w:val="both"/>
+      </w:pPr>
+      <w:r>
+        <w:rPr>
+          <w:rFonts w:ascii="SimSun" w:hAnsi="SimSun" w:eastAsia="SimSun"/>
+          <w:b/>
+        </w:rPr>
+        <w:t>(c) 缺口证据。</w:t>
+      </w:r>
+      <w:r>
+        <w:rPr>
+          <w:rFonts w:ascii="SimSun" w:hAnsi="SimSun" w:eastAsia="SimSun"/>
+        </w:rPr>
+        <w:t xml:space="preserve"> 逐表面分块统计观测量并转换为缺口证据。本实施方式采用四类：</w:t>
+      </w:r>
+    </w:p>
+    <w:tbl>
+      <w:tblPr>
+        <w:tblStyle w:val="TableGrid"/>
+        <w:tblW w:type="auto" w:w="0"/>
+        <w:jc w:val="center"/>
+        <w:tblLook w:firstColumn="1" w:firstRow="1" w:lastColumn="0" w:lastRow="0" w:noHBand="0" w:noVBand="1" w:val="04A0"/>
+      </w:tblPr>
+      <w:tblGrid>
+        <w:gridCol w:w="2880"/>
+        <w:gridCol w:w="2880"/>
+        <w:gridCol w:w="2880"/>
+      </w:tblGrid>
+      <w:tr>
+        <w:tc>
+          <w:tcPr>
+            <w:tcW w:type="dxa" w:w="2880"/>
+          </w:tcPr>
+          <w:p>
+            <w:pPr>
+              <w:spacing w:before="20" w:after="20"/>
+            </w:pPr>
+            <w:r>
+              <w:rPr>
+                <w:rFonts w:ascii="SimSun" w:hAnsi="SimSun" w:eastAsia="SimSun"/>
+                <w:b/>
+                <w:sz w:val="17"/>
+              </w:rPr>
+              <w:t>缺口证据</w:t>
+            </w:r>
+          </w:p>
+        </w:tc>
+        <w:tc>
+          <w:tcPr>
+            <w:tcW w:type="dxa" w:w="2880"/>
+          </w:tcPr>
+          <w:p>
+            <w:pPr>
+              <w:spacing w:before="20" w:after="20"/>
+            </w:pPr>
+            <w:r>
+              <w:rPr>
+                <w:rFonts w:ascii="SimSun" w:hAnsi="SimSun" w:eastAsia="SimSun"/>
+                <w:b/>
+                <w:sz w:val="17"/>
+              </w:rPr>
+              <w:t>由何观测量得到</w:t>
+            </w:r>
+          </w:p>
+        </w:tc>
+        <w:tc>
+          <w:tcPr>
+            <w:tcW w:type="dxa" w:w="2880"/>
+          </w:tcPr>
+          <w:p>
+            <w:pPr>
+              <w:spacing w:before="20" w:after="20"/>
+            </w:pPr>
+            <w:r>
+              <w:rPr>
+                <w:rFonts w:ascii="SimSun" w:hAnsi="SimSun" w:eastAsia="SimSun"/>
+                <w:b/>
+                <w:sz w:val="17"/>
+              </w:rPr>
+              <w:t>含义</w:t>
+            </w:r>
+          </w:p>
+        </w:tc>
+      </w:tr>
+      <w:tr>
+        <w:tc>
+          <w:tcPr>
+            <w:tcW w:type="dxa" w:w="2880"/>
+          </w:tcPr>
+          <w:p>
+            <w:pPr>
+              <w:spacing w:before="20" w:after="20"/>
+            </w:pPr>
+            <w:r>
+              <w:rPr>
+                <w:rFonts w:ascii="SimSun" w:hAnsi="SimSun" w:eastAsia="SimSun"/>
+                <w:sz w:val="17"/>
+              </w:rPr>
+              <w:t>观测覆盖证据 D_obs</w:t>
+            </w:r>
+          </w:p>
+        </w:tc>
+        <w:tc>
+          <w:tcPr>
+            <w:tcW w:type="dxa" w:w="2880"/>
+          </w:tcPr>
+          <w:p>
+            <w:pPr>
+              <w:spacing w:before="20" w:after="20"/>
+            </w:pPr>
+            <w:r>
+              <w:rPr>
+                <w:rFonts w:ascii="SimSun" w:hAnsi="SimSun" w:eastAsia="SimSun"/>
+                <w:sz w:val="17"/>
+              </w:rPr>
+              <w:t>该分块上关联到的点数与其面积之比</w:t>
+            </w:r>
+          </w:p>
+        </w:tc>
+        <w:tc>
+          <w:tcPr>
+            <w:tcW w:type="dxa" w:w="2880"/>
+          </w:tcPr>
+          <w:p>
+            <w:pPr>
+              <w:spacing w:before="20" w:after="20"/>
+            </w:pPr>
+            <w:r>
+              <w:rPr>
+                <w:rFonts w:ascii="SimSun" w:hAnsi="SimSun" w:eastAsia="SimSun"/>
+                <w:sz w:val="17"/>
+              </w:rPr>
+              <w:t>该分块被测到的比例不足</w:t>
+            </w:r>
+          </w:p>
+        </w:tc>
+      </w:tr>
+      <w:tr>
+        <w:tc>
+          <w:tcPr>
+            <w:tcW w:type="dxa" w:w="2880"/>
+          </w:tcPr>
+          <w:p>
+            <w:pPr>
+              <w:spacing w:before="20" w:after="20"/>
+            </w:pPr>
+            <w:r>
+              <w:rPr>
+                <w:rFonts w:ascii="SimSun" w:hAnsi="SimSun" w:eastAsia="SimSun"/>
+                <w:sz w:val="17"/>
+              </w:rPr>
+              <w:t>点密度证据 D_rng</w:t>
+            </w:r>
+          </w:p>
+        </w:tc>
+        <w:tc>
+          <w:tcPr>
+            <w:tcW w:type="dxa" w:w="2880"/>
+          </w:tcPr>
+          <w:p>
+            <w:pPr>
+              <w:spacing w:before="20" w:after="20"/>
+            </w:pPr>
+            <w:r>
+              <w:rPr>
+                <w:rFonts w:ascii="SimSun" w:hAnsi="SimSun" w:eastAsia="SimSun"/>
+                <w:sz w:val="17"/>
+              </w:rPr>
+              <w:t>观测点密度与该分块所需点密度之比</w:t>
+            </w:r>
+          </w:p>
+        </w:tc>
+        <w:tc>
+          <w:tcPr>
+            <w:tcW w:type="dxa" w:w="2880"/>
+          </w:tcPr>
+          <w:p>
+            <w:pPr>
+              <w:spacing w:before="20" w:after="20"/>
+            </w:pPr>
+            <w:r>
+              <w:rPr>
+                <w:rFonts w:ascii="SimSun" w:hAnsi="SimSun" w:eastAsia="SimSun"/>
+                <w:sz w:val="17"/>
+              </w:rPr>
+              <w:t>密度达不到验收所需</w:t>
+            </w:r>
+          </w:p>
+        </w:tc>
+      </w:tr>
+      <w:tr>
+        <w:tc>
+          <w:tcPr>
+            <w:tcW w:type="dxa" w:w="2880"/>
+          </w:tcPr>
+          <w:p>
+            <w:pPr>
+              <w:spacing w:before="20" w:after="20"/>
+            </w:pPr>
+            <w:r>
+              <w:rPr>
+                <w:rFonts w:ascii="SimSun" w:hAnsi="SimSun" w:eastAsia="SimSun"/>
+                <w:sz w:val="17"/>
+              </w:rPr>
+              <w:t>观测角度证据 D_ang</w:t>
+            </w:r>
+          </w:p>
+        </w:tc>
+        <w:tc>
+          <w:tcPr>
+            <w:tcW w:type="dxa" w:w="2880"/>
+          </w:tcPr>
+          <w:p>
+            <w:pPr>
+              <w:spacing w:before="20" w:after="20"/>
+            </w:pPr>
+            <w:r>
+              <w:rPr>
+                <w:rFonts w:ascii="SimSun" w:hAnsi="SimSun" w:eastAsia="SimSun"/>
+                <w:sz w:val="17"/>
+              </w:rPr>
+              <w:t>各已执行站位相对该分块的最佳正视性</w:t>
+            </w:r>
+          </w:p>
+        </w:tc>
+        <w:tc>
+          <w:tcPr>
+            <w:tcW w:type="dxa" w:w="2880"/>
+          </w:tcPr>
+          <w:p>
+            <w:pPr>
+              <w:spacing w:before="20" w:after="20"/>
+            </w:pPr>
+            <w:r>
+              <w:rPr>
+                <w:rFonts w:ascii="SimSun" w:hAnsi="SimSun" w:eastAsia="SimSun"/>
+                <w:sz w:val="17"/>
+              </w:rPr>
+              <w:t>只被掠射角观测到</w:t>
+            </w:r>
+          </w:p>
+        </w:tc>
+      </w:tr>
+      <w:tr>
+        <w:tc>
+          <w:tcPr>
+            <w:tcW w:type="dxa" w:w="2880"/>
+          </w:tcPr>
+          <w:p>
+            <w:pPr>
+              <w:spacing w:before="20" w:after="20"/>
+            </w:pPr>
+            <w:r>
+              <w:rPr>
+                <w:rFonts w:ascii="SimSun" w:hAnsi="SimSun" w:eastAsia="SimSun"/>
+                <w:sz w:val="17"/>
+              </w:rPr>
+              <w:t>遮挡证据 D_occ</w:t>
+            </w:r>
+          </w:p>
+        </w:tc>
+        <w:tc>
+          <w:tcPr>
+            <w:tcW w:type="dxa" w:w="2880"/>
+          </w:tcPr>
+          <w:p>
+            <w:pPr>
+              <w:spacing w:before="20" w:after="20"/>
+            </w:pPr>
+            <w:r>
+              <w:rPr>
+                <w:rFonts w:ascii="SimSun" w:hAnsi="SimSun" w:eastAsia="SimSun"/>
+                <w:sz w:val="17"/>
+              </w:rPr>
+              <w:t>该分块采样点在已执行站位下的可见比例</w:t>
+            </w:r>
+          </w:p>
+        </w:tc>
+        <w:tc>
+          <w:tcPr>
+            <w:tcW w:type="dxa" w:w="2880"/>
+          </w:tcPr>
+          <w:p>
+            <w:pPr>
+              <w:spacing w:before="20" w:after="20"/>
+            </w:pPr>
+            <w:r>
+              <w:rPr>
+                <w:rFonts w:ascii="SimSun" w:hAnsi="SimSun" w:eastAsia="SimSun"/>
+                <w:sz w:val="17"/>
+              </w:rPr>
+              <w:t>被其他构件遮挡</w:t>
+            </w:r>
+          </w:p>
+        </w:tc>
+      </w:tr>
+    </w:tbl>
+    <w:p/>
+    <w:p>
+      <w:pPr>
+        <w:spacing w:after="80"/>
+        <w:jc w:val="both"/>
+      </w:pPr>
+      <w:r>
+        <w:rPr>
+          <w:rFonts w:ascii="SimSun" w:hAnsi="SimSun" w:eastAsia="SimSun"/>
+        </w:rPr>
+        <w:t>可选地还可采用语义证据与材料证据。</w:t>
+      </w:r>
+      <w:r>
+        <w:rPr>
+          <w:rFonts w:ascii="SimSun" w:hAnsi="SimSun" w:eastAsia="SimSun"/>
+          <w:b/>
+        </w:rPr>
+        <w:t>全部缺口证据统一转换为"数值越大表示缺口越严重"的方向，取值范围 [0, 1]。</w:t>
+      </w:r>
+      <w:r>
+        <w:rPr>
+          <w:rFonts w:ascii="SimSun" w:hAnsi="SimSun" w:eastAsia="SimSun"/>
+        </w:rPr>
+        <w:t xml:space="preserve"> 某一项证据不可获得时（例如无材料信息），该项自可用指标集合中剔除，不按 0 或最大值处理，其权重按 (d) 重新归一。</w:t>
+      </w:r>
+    </w:p>
+    <w:p>
+      <w:pPr>
+        <w:spacing w:after="80"/>
+        <w:jc w:val="both"/>
+      </w:pPr>
+      <w:r>
+        <w:rPr>
+          <w:rFonts w:ascii="SimSun" w:hAnsi="SimSun" w:eastAsia="SimSun"/>
+          <w:b/>
+        </w:rPr>
+        <w:t>(d) 缺口分数与任务分数。</w:t>
+      </w:r>
+      <w:r>
+        <w:rPr>
+          <w:rFonts w:ascii="SimSun" w:hAnsi="SimSun" w:eastAsia="SimSun"/>
+        </w:rPr>
+        <w:t xml:space="preserve"> 缺口分数由可用缺口证据加权求和得到：</w:t>
+      </w:r>
+    </w:p>
+    <w:p>
+      <w:pPr>
+        <w:spacing w:after="80"/>
+        <w:jc w:val="both"/>
+      </w:pPr>
+      <w:r>
+        <w:rPr>
+          <w:rFonts w:ascii="SimSun" w:hAnsi="SimSun" w:eastAsia="SimSun"/>
+        </w:rPr>
+        <w:t xml:space="preserve">    G_gap,j = Σ_{k ∈ A_j} w̃_{j,k} · D_{j,k}</w:t>
+      </w:r>
+    </w:p>
+    <w:p>
+      <w:pPr>
+        <w:spacing w:after="80"/>
+        <w:jc w:val="both"/>
+      </w:pPr>
+      <w:r>
+        <w:rPr>
+          <w:rFonts w:ascii="SimSun" w:hAnsi="SimSun" w:eastAsia="SimSun"/>
+        </w:rPr>
+        <w:t>其中 A_j 为分块 j 上可用的缺口证据下标集合，D_{j,k} 为第 k 项证据，w̃_{j,k} 为在 A_j 上重新归一后的权重，即 w̃_{j,k} = w_k / Σ_{k' ∈ A_j} w_{k'}，从而Σ_{k ∈ A_j} w̃_{j,k} = 1，G_gap,j ∈ [0, 1]。</w:t>
+      </w:r>
+    </w:p>
+    <w:p>
+      <w:pPr>
+        <w:spacing w:after="80"/>
+        <w:jc w:val="both"/>
+      </w:pPr>
+      <w:r>
+        <w:rPr>
+          <w:rFonts w:ascii="SimSun" w:hAnsi="SimSun" w:eastAsia="SimSun"/>
+        </w:rPr>
+        <w:t>任务分数在缺口分数基础上按所属构件的</w:t>
+      </w:r>
+      <w:r>
+        <w:rPr>
+          <w:rFonts w:ascii="SimSun" w:hAnsi="SimSun" w:eastAsia="SimSun"/>
+          <w:b/>
+        </w:rPr>
+        <w:t>工程重要度</w:t>
+      </w:r>
+      <w:r>
+        <w:rPr>
+          <w:rFonts w:ascii="SimSun" w:hAnsi="SimSun" w:eastAsia="SimSun"/>
+        </w:rPr>
+        <w:t xml:space="preserve"> E_j 加权：</w:t>
+      </w:r>
+    </w:p>
+    <w:p>
+      <w:pPr>
+        <w:spacing w:after="80"/>
+        <w:jc w:val="both"/>
+      </w:pPr>
+      <w:r>
+        <w:rPr>
+          <w:rFonts w:ascii="SimSun" w:hAnsi="SimSun" w:eastAsia="SimSun"/>
+        </w:rPr>
+        <w:t xml:space="preserve">    G_task,j = clip( G_gap,j · (1 + λ_E · E_j), 0, 2 )</w:t>
+      </w:r>
+    </w:p>
+    <w:p>
+      <w:pPr>
+        <w:spacing w:after="80"/>
+        <w:jc w:val="both"/>
+      </w:pPr>
+      <w:r>
+        <w:rPr>
+          <w:rFonts w:ascii="SimSun" w:hAnsi="SimSun" w:eastAsia="SimSun"/>
+        </w:rPr>
+        <w:t>其中 E_j ∈ [0, 1] 由所属构件的语义类别按预设对照表给出（实施值见 8.2），λ_E 为重要度系数。</w:t>
+      </w:r>
+    </w:p>
+    <w:p>
+      <w:pPr>
+        <w:spacing w:after="80"/>
+        <w:jc w:val="both"/>
+      </w:pPr>
+      <w:r>
+        <w:rPr>
+          <w:rFonts w:ascii="SimSun" w:hAnsi="SimSun" w:eastAsia="SimSun"/>
+          <w:b/>
+        </w:rPr>
+        <w:t>(e) 缺口表面分块的判定。</w:t>
+      </w:r>
+      <w:r>
+        <w:rPr>
+          <w:rFonts w:ascii="SimSun" w:hAnsi="SimSun" w:eastAsia="SimSun"/>
+        </w:rPr>
+        <w:t xml:space="preserve"> 当 G_gap,j 不小于预设缺口阈值 τ_gap 时，将表面分块 j判定为</w:t>
+      </w:r>
+      <w:r>
+        <w:rPr>
+          <w:rFonts w:ascii="SimSun" w:hAnsi="SimSun" w:eastAsia="SimSun"/>
+          <w:b/>
+        </w:rPr>
+        <w:t>缺口表面分块</w:t>
+      </w:r>
+      <w:r>
+        <w:rPr>
+          <w:rFonts w:ascii="SimSun" w:hAnsi="SimSun" w:eastAsia="SimSun"/>
+        </w:rPr>
+        <w:t>。S3 的目标筛选、S5 集合收益函数的求和范围、以及 S8 中"仍存在缺口的表面分块"这一循环条件，</w:t>
+      </w:r>
+      <w:r>
+        <w:rPr>
+          <w:rFonts w:ascii="SimSun" w:hAnsi="SimSun" w:eastAsia="SimSun"/>
+          <w:b/>
+        </w:rPr>
+        <w:t>均以该判定为准</w:t>
+      </w:r>
+      <w:r>
+        <w:rPr>
+          <w:rFonts w:ascii="SimSun" w:hAnsi="SimSun" w:eastAsia="SimSun"/>
+        </w:rPr>
+        <w:t>。</w:t>
       </w:r>
     </w:p>
     <w:p>
@@ -507,7 +1047,150 @@
         <w:rPr>
           <w:rFonts w:ascii="SimSun" w:hAnsi="SimSun" w:eastAsia="SimSun"/>
         </w:rPr>
-        <w:t xml:space="preserve"> 在场地平面上建立分辨率为 res 的二维栅格。对设计模型中的每个构件：若其顶面高度不大于预设跨越高度 z_step，则视为可站立的地面，不标记为障碍；若其底面离地净空大于移动平台高度 h_robot，则视为可从下穿行，不标记为障碍；否则将其平面占位所覆盖的栅格标记为障碍。对带电构件，按其对地安全距离追加标记为禁入。对全部已标记栅格，按移动平台半径 r_robot 作膨胀，膨胀后仍未被标记的栅格构成自由空间 F。</w:t>
+        <w:t xml:space="preserve"> 在场地平面上建立分辨率为 res 的二维栅格。</w:t>
+      </w:r>
+    </w:p>
+    <w:p>
+      <w:pPr>
+        <w:spacing w:after="80"/>
+        <w:jc w:val="both"/>
+      </w:pPr>
+      <w:r>
+        <w:rPr>
+          <w:rFonts w:ascii="SimSun" w:hAnsi="SimSun" w:eastAsia="SimSun"/>
+          <w:b/>
+        </w:rPr>
+        <w:t>平面占位</w:t>
+      </w:r>
+      <w:r>
+        <w:rPr>
+          <w:rFonts w:ascii="SimSun" w:hAnsi="SimSun" w:eastAsia="SimSun"/>
+        </w:rPr>
+        <w:t>指构件的三维几何在场地水平面上的投影区域。</w:t>
+      </w:r>
+      <w:r>
+        <w:rPr>
+          <w:rFonts w:ascii="SimSun" w:hAnsi="SimSun" w:eastAsia="SimSun"/>
+          <w:b/>
+        </w:rPr>
+        <w:t>全部高度量（顶面高度、底面离地净空、以及 S7a 的地面高度阈值 z₀）均相对于该构件所在作业区域的地面基准面测量</w:t>
+      </w:r>
+      <w:r>
+        <w:rPr>
+          <w:rFonts w:ascii="SimSun" w:hAnsi="SimSun" w:eastAsia="SimSun"/>
+        </w:rPr>
+        <w:t>，不是相对于设计模型的全局坐标原点。</w:t>
+      </w:r>
+    </w:p>
+    <w:p>
+      <w:pPr>
+        <w:spacing w:after="80"/>
+        <w:jc w:val="both"/>
+      </w:pPr>
+      <w:r>
+        <w:rPr>
+          <w:rFonts w:ascii="SimSun" w:hAnsi="SimSun" w:eastAsia="SimSun"/>
+        </w:rPr>
+        <w:t>对设计模型中的每个构件：</w:t>
+      </w:r>
+    </w:p>
+    <w:p>
+      <w:pPr>
+        <w:pStyle w:val="ListBullet"/>
+        <w:ind w:left="360"/>
+      </w:pPr>
+      <w:r>
+        <w:rPr>
+          <w:rFonts w:ascii="SimSun" w:hAnsi="SimSun" w:eastAsia="SimSun"/>
+        </w:rPr>
+        <w:t>若其顶面高度不大于预设跨越高度 z_step，则视为移动平台可跨越的低矮构件，</w:t>
+      </w:r>
+      <w:r>
+        <w:rPr>
+          <w:rFonts w:ascii="SimSun" w:hAnsi="SimSun" w:eastAsia="SimSun"/>
+          <w:b/>
+        </w:rPr>
+        <w:t>不将其平面占位标记为障碍</w:t>
+      </w:r>
+      <w:r>
+        <w:rPr>
+          <w:rFonts w:ascii="SimSun" w:hAnsi="SimSun" w:eastAsia="SimSun"/>
+        </w:rPr>
+        <w:t>；</w:t>
+      </w:r>
+    </w:p>
+    <w:p>
+      <w:pPr>
+        <w:pStyle w:val="ListBullet"/>
+        <w:ind w:left="360"/>
+      </w:pPr>
+      <w:r>
+        <w:rPr>
+          <w:rFonts w:ascii="SimSun" w:hAnsi="SimSun" w:eastAsia="SimSun"/>
+        </w:rPr>
+        <w:t>若其底面离地净空大于移动平台高度 h_robot，则视为移动平台可从其下方穿行，</w:t>
+      </w:r>
+      <w:r>
+        <w:rPr>
+          <w:rFonts w:ascii="SimSun" w:hAnsi="SimSun" w:eastAsia="SimSun"/>
+          <w:b/>
+        </w:rPr>
+        <w:t>不将其平面占位标记为障碍</w:t>
+      </w:r>
+      <w:r>
+        <w:rPr>
+          <w:rFonts w:ascii="SimSun" w:hAnsi="SimSun" w:eastAsia="SimSun"/>
+        </w:rPr>
+        <w:t>；</w:t>
+      </w:r>
+    </w:p>
+    <w:p>
+      <w:pPr>
+        <w:pStyle w:val="ListBullet"/>
+        <w:ind w:left="360"/>
+      </w:pPr>
+      <w:r>
+        <w:rPr>
+          <w:rFonts w:ascii="SimSun" w:hAnsi="SimSun" w:eastAsia="SimSun"/>
+        </w:rPr>
+        <w:t>否则，将其平面占位所覆盖的栅格标记为障碍栅格。</w:t>
+      </w:r>
+    </w:p>
+    <w:p>
+      <w:pPr>
+        <w:spacing w:after="80"/>
+        <w:jc w:val="both"/>
+      </w:pPr>
+      <w:r>
+        <w:rPr>
+          <w:rFonts w:ascii="SimSun" w:hAnsi="SimSun" w:eastAsia="SimSun"/>
+        </w:rPr>
+        <w:t>对带电构件，</w:t>
+      </w:r>
+      <w:r>
+        <w:rPr>
+          <w:rFonts w:ascii="SimSun" w:hAnsi="SimSun" w:eastAsia="SimSun"/>
+          <w:b/>
+        </w:rPr>
+        <w:t>以其平面占位为基础，将与该平面占位的距离不大于其对地安全距离的栅格追加标记为禁入栅格</w:t>
+      </w:r>
+      <w:r>
+        <w:rPr>
+          <w:rFonts w:ascii="SimSun" w:hAnsi="SimSun" w:eastAsia="SimSun"/>
+        </w:rPr>
+        <w:t>。</w:t>
+      </w:r>
+    </w:p>
+    <w:p>
+      <w:pPr>
+        <w:spacing w:after="80"/>
+        <w:jc w:val="both"/>
+      </w:pPr>
+      <w:r>
+        <w:rPr>
+          <w:rFonts w:ascii="SimSun" w:hAnsi="SimSun" w:eastAsia="SimSun"/>
+        </w:rPr>
+        <w:t>对全部已标记栅格（含障碍栅格与禁入栅格），按移动平台半径 r_robot 作膨胀；膨胀后仍未被标记的栅格构成自由空间 F。</w:t>
       </w:r>
     </w:p>
     <w:p>
@@ -526,7 +1209,96 @@
         <w:rPr>
           <w:rFonts w:ascii="SimSun" w:hAnsi="SimSun" w:eastAsia="SimSun"/>
         </w:rPr>
-        <w:t>(a) 将 S1 的表面分块按其所属构件分组；每一构件按 G_task 与面积之积降序取不超过预设条数的分块；所取分块合并为目标分块集合 L_tgt，其容量随设计模型中构件的数量缩放。(b) 在每个目标分块的法向侧按预设距离档取点，并叠加在 F 上按预设间距取的栅格节点，构成候选位置初集。(c) 将初集中的每个点投影至 F 内距其最近的自由栅格；投影距离超出预设上限者剔除。</w:t>
+        <w:t xml:space="preserve">(a) </w:t>
+      </w:r>
+      <w:r>
+        <w:rPr>
+          <w:rFonts w:ascii="SimSun" w:hAnsi="SimSun" w:eastAsia="SimSun"/>
+          <w:b/>
+        </w:rPr>
+        <w:t>在 S1(e) 判定为缺口表面分块者之中</w:t>
+      </w:r>
+      <w:r>
+        <w:rPr>
+          <w:rFonts w:ascii="SimSun" w:hAnsi="SimSun" w:eastAsia="SimSun"/>
+        </w:rPr>
+        <w:t>，按其所属构件分组；每一构件按 G_task 与面积之积降序取不超过预设条数的分块；所取分块合并为目标分块集合 L_tgt，其容量随设计模型中构件的数量缩放。</w:t>
+      </w:r>
+      <w:r>
+        <w:rPr>
+          <w:rFonts w:ascii="SimSun" w:hAnsi="SimSun" w:eastAsia="SimSun"/>
+          <w:b/>
+        </w:rPr>
+        <w:t>不存在缺口表面分块的构件不参与分组，不会被强制选入目标分块集合。</w:t>
+      </w:r>
+      <w:r>
+        <w:rPr>
+          <w:rFonts w:ascii="SimSun" w:hAnsi="SimSun" w:eastAsia="SimSun"/>
+        </w:rPr>
+        <w:t>(b) 候选位置初集由两部分构成：</w:t>
+      </w:r>
+    </w:p>
+    <w:p>
+      <w:pPr>
+        <w:pStyle w:val="ListBullet"/>
+        <w:ind w:left="640"/>
+      </w:pPr>
+      <w:r>
+        <w:rPr>
+          <w:rFonts w:ascii="SimSun" w:hAnsi="SimSun" w:eastAsia="SimSun"/>
+          <w:b/>
+        </w:rPr>
+        <w:t>目标导向候选</w:t>
+      </w:r>
+      <w:r>
+        <w:rPr>
+          <w:rFonts w:ascii="SimSun" w:hAnsi="SimSun" w:eastAsia="SimSun"/>
+        </w:rPr>
+        <w:t>：对目标分块集合中的每个表面分块，以其形心为起点，取该分块单位法向经预设方位角偏置与俯仰角偏置旋转所得的若干方向；沿每个方向按预设距离档 d₁, d₂, d₃ 取点。即候选位置 = 形心 + 距离档 × 方向。</w:t>
+      </w:r>
+      <w:r>
+        <w:rPr>
+          <w:rFonts w:ascii="SimSun" w:hAnsi="SimSun" w:eastAsia="SimSun"/>
+          <w:b/>
+        </w:rPr>
+        <w:t>所得候选位于以该分块形心为球心、以各距离档为半径的球面上，且限制在围绕该分块法向的锥形范围内</w:t>
+      </w:r>
+      <w:r>
+        <w:rPr>
+          <w:rFonts w:ascii="SimSun" w:hAnsi="SimSun" w:eastAsia="SimSun"/>
+        </w:rPr>
+        <w:t>；</w:t>
+      </w:r>
+    </w:p>
+    <w:p>
+      <w:pPr>
+        <w:pStyle w:val="ListBullet"/>
+        <w:ind w:left="640"/>
+      </w:pPr>
+      <w:r>
+        <w:rPr>
+          <w:rFonts w:ascii="SimSun" w:hAnsi="SimSun" w:eastAsia="SimSun"/>
+          <w:b/>
+        </w:rPr>
+        <w:t>空间多样性候选</w:t>
+      </w:r>
+      <w:r>
+        <w:rPr>
+          <w:rFonts w:ascii="SimSun" w:hAnsi="SimSun" w:eastAsia="SimSun"/>
+        </w:rPr>
+        <w:t>：在自由空间 F 上按预设间距取栅格节点。</w:t>
+      </w:r>
+    </w:p>
+    <w:p>
+      <w:pPr>
+        <w:spacing w:after="80"/>
+        <w:jc w:val="both"/>
+      </w:pPr>
+      <w:r>
+        <w:rPr>
+          <w:rFonts w:ascii="SimSun" w:hAnsi="SimSun" w:eastAsia="SimSun"/>
+        </w:rPr>
+        <w:t>(c) 将初集中的每个点投影至 F 内距其最近的自由栅格；投影距离超出预设上限者剔除。</w:t>
       </w:r>
       <w:r>
         <w:rPr>
@@ -539,7 +1311,84 @@
         <w:rPr>
           <w:rFonts w:ascii="SimSun" w:hAnsi="SimSun" w:eastAsia="SimSun"/>
         </w:rPr>
-        <w:t>（对应权利要求 9），剔除与此前各轮执行的站位、或与被判定为配准不可用的站位之间的距离不大于预设去重阈值 r_dup 的候选。该剔除动作不是本方法的必要步骤，其技术作用见 6.6。(d) 自当前位姿 v₀ 在 F 上作一次单源最短路求解，得到 v₀ 至 F 内全部自由栅格的路径长度；据此为每个候选赋路径长度 ℓ(v)；ℓ(v) 为无穷者剔除。</w:t>
+        <w:t>（对应权利要求 9），剔除与此前各轮执行的站位、或与被判定为配准不可用的站位之间的距离不大于预设去重阈值 r_dup 的候选。该剔除动作不是本方法的必要步骤，其技术作用见 6.6。(d) 自当前位置 v₀ 在 F 上作一次单源最短路求解，得到 v₀ 至 F 内全部自由栅格的</w:t>
+      </w:r>
+      <w:r>
+        <w:rPr>
+          <w:rFonts w:ascii="SimSun" w:hAnsi="SimSun" w:eastAsia="SimSun"/>
+          <w:b/>
+        </w:rPr>
+        <w:t>可通行路径代价</w:t>
+      </w:r>
+      <w:r>
+        <w:rPr>
+          <w:rFonts w:ascii="SimSun" w:hAnsi="SimSun" w:eastAsia="SimSun"/>
+        </w:rPr>
+        <w:t>；据此为每个候选赋 ℓ(v)；ℓ(v) 为无穷者剔除。</w:t>
+      </w:r>
+    </w:p>
+    <w:p>
+      <w:pPr>
+        <w:spacing w:after="80"/>
+        <w:jc w:val="both"/>
+      </w:pPr>
+      <w:r>
+        <w:rPr>
+          <w:rFonts w:ascii="SimSun" w:hAnsi="SimSun" w:eastAsia="SimSun"/>
+          <w:b/>
+        </w:rPr>
+        <w:t>关于"可通行路径代价"</w:t>
+      </w:r>
+      <w:r>
+        <w:rPr>
+          <w:rFonts w:ascii="SimSun" w:hAnsi="SimSun" w:eastAsia="SimSun"/>
+        </w:rPr>
+        <w:t>：这是一个上位概念，指移动平台自当前位置到达该候选站位所需付出的代价。</w:t>
+      </w:r>
+      <w:r>
+        <w:rPr>
+          <w:rFonts w:ascii="SimSun" w:hAnsi="SimSun" w:eastAsia="SimSun"/>
+          <w:b/>
+        </w:rPr>
+        <w:t>本实施方式中，它取在二维自由空间栅格上计算得到的最短可通行路径长度，单位为米</w:t>
+      </w:r>
+      <w:r>
+        <w:rPr>
+          <w:rFonts w:ascii="SimSun" w:hAnsi="SimSun" w:eastAsia="SimSun"/>
+        </w:rPr>
+        <w:t>；不含坡度、能耗或风险等其他分量。其他实施方式可在该代价中计入上述分量，本说明书不作限定。</w:t>
+      </w:r>
+    </w:p>
+    <w:p>
+      <w:pPr>
+        <w:spacing w:after="80"/>
+        <w:jc w:val="both"/>
+      </w:pPr>
+      <w:r>
+        <w:rPr>
+          <w:rFonts w:ascii="SimSun" w:hAnsi="SimSun" w:eastAsia="SimSun"/>
+          <w:b/>
+        </w:rPr>
+        <w:t>关于"当前位置"</w:t>
+      </w:r>
+      <w:r>
+        <w:rPr>
+          <w:rFonts w:ascii="SimSun" w:hAnsi="SimSun" w:eastAsia="SimSun"/>
+        </w:rPr>
+        <w:t>：移动平台的当前扫描位置。若平台状态以位姿（位置与姿态）表示，则本实施方式的可通行路径计算</w:t>
+      </w:r>
+      <w:r>
+        <w:rPr>
+          <w:rFonts w:ascii="SimSun" w:hAnsi="SimSun" w:eastAsia="SimSun"/>
+          <w:b/>
+        </w:rPr>
+        <w:t>仅使用其位置分量</w:t>
+      </w:r>
+      <w:r>
+        <w:rPr>
+          <w:rFonts w:ascii="SimSun" w:hAnsi="SimSun" w:eastAsia="SimSun"/>
+        </w:rPr>
+        <w:t>作为路径起点；姿态不参与路径计算，亦不参与候选站位评估。</w:t>
       </w:r>
     </w:p>
     <w:p>
@@ -743,19 +1592,7 @@
         <w:rPr>
           <w:rFonts w:ascii="SimSun" w:hAnsi="SimSun" w:eastAsia="SimSun"/>
         </w:rPr>
-        <w:t>：优先自优先选择集合中取满足 ℓ(v) ≤ B 者；若该集合中不存在满足者，</w:t>
-      </w:r>
-    </w:p>
-    <w:p>
-      <w:pPr>
-        <w:spacing w:after="80"/>
-        <w:jc w:val="both"/>
-      </w:pPr>
-      <w:r>
-        <w:rPr>
-          <w:rFonts w:ascii="SimSun" w:hAnsi="SimSun" w:eastAsia="SimSun"/>
-        </w:rPr>
-        <w:t xml:space="preserve">  则自 S3 的全部满足 ℓ(v) ≤ B 的候选中，按 V′ 取最大的一个。</w:t>
+        <w:t>：优先自优先选择集合中取满足 ℓ(v) ≤ B 者；若该集合中不存在满足者，则自 S3 的全部满足 ℓ(v) ≤ B 的候选中，按 V′ 取最大的一个。</w:t>
       </w:r>
     </w:p>
     <w:p>
@@ -938,7 +1775,20 @@
         <w:rPr>
           <w:rFonts w:ascii="SimSun" w:hAnsi="SimSun" w:eastAsia="SimSun"/>
         </w:rPr>
-        <w:t>，因 B为纯路径代价预算。(d) 若 B 仍允许且仍存在缺口分块，则以更新后的 M_plan 与缺口证据返回 S3。</w:t>
+        <w:t>，因 B为纯路径代价预算。(d) 若 B 仍允许且</w:t>
+      </w:r>
+      <w:r>
+        <w:rPr>
+          <w:rFonts w:ascii="SimSun" w:hAnsi="SimSun" w:eastAsia="SimSun"/>
+          <w:b/>
+        </w:rPr>
+        <w:t>按 S1(e) 判定仍存在缺口表面分块</w:t>
+      </w:r>
+      <w:r>
+        <w:rPr>
+          <w:rFonts w:ascii="SimSun" w:hAnsi="SimSun" w:eastAsia="SimSun"/>
+        </w:rPr>
+        <w:t>，则以更新后的 M_plan 与缺口证据返回 S3。</w:t>
       </w:r>
     </w:p>
     <w:p>
@@ -2858,7 +3708,7 @@
         <w:rPr>
           <w:rFonts w:ascii="SimSun" w:hAnsi="SimSun" w:eastAsia="SimSun"/>
         </w:rPr>
-        <w:t>图 1  总体流程图。图 2  可通行空间构建示意图。图 3  候选补充扫描站位与距离层示意图。图 4  在线发现模型外遮挡物示意图（上：并入发现体素之前；下：并入之后）。图 5  剩余预算的等代价边界示意图。图 6  目标表面分块选取示意图（左：按固定条数截断；右：按构件分组）。</w:t>
+        <w:t>图 1  总体流程图。图 2  可通行空间构建示意图。图 3  候选补充扫描站位与距离层示意图。图 4  在线发现模型外遮挡物示意图（上：并入发现体素之前；下：并入之后）。图 5  剩余预算的等代价边界示意图。图 6  有缺口构件的目标表面分块选取示意图（左：按固定条数截断；右：按构件分组）。</w:t>
       </w:r>
     </w:p>
     <w:p>
@@ -2936,7 +3786,90 @@
         <w:rPr>
           <w:rFonts w:ascii="SimSun" w:hAnsi="SimSun" w:eastAsia="SimSun"/>
         </w:rPr>
-        <w:t>表面分块的切分采用法向一致性区域生长，法向夹角阈值取 20°，分块面积下限取0.01 m²。表面采样点数按 M = clip(ceil(A/a₀), M_min, M_max) 确定，其中 A 为分块面积，实施值 a₀ = 0.25 m²/点、M_min = 16、M_max = 1024；面内采样位置由 Halton序列驱动，序列种子由分块标识的稳定摘要给出，使同一分块的任意两次评估得到相同的采样点。</w:t>
+        <w:t>表面分块的切分采用法向一致性区域生长，</w:t>
+      </w:r>
+      <w:r>
+        <w:rPr>
+          <w:rFonts w:ascii="SimSun" w:hAnsi="SimSun" w:eastAsia="SimSun"/>
+          <w:b/>
+        </w:rPr>
+        <w:t>法向夹角阈值取 20°</w:t>
+      </w:r>
+      <w:r>
+        <w:rPr>
+          <w:rFonts w:ascii="SimSun" w:hAnsi="SimSun" w:eastAsia="SimSun"/>
+        </w:rPr>
+        <w:t>，分块面积下限取0.01 m²。</w:t>
+      </w:r>
+    </w:p>
+    <w:p>
+      <w:pPr>
+        <w:spacing w:after="80"/>
+        <w:jc w:val="both"/>
+      </w:pPr>
+      <w:r>
+        <w:rPr>
+          <w:rFonts w:ascii="SimSun" w:hAnsi="SimSun" w:eastAsia="SimSun"/>
+          <w:b/>
+        </w:rPr>
+        <w:t>点—分块关联</w:t>
+      </w:r>
+      <w:r>
+        <w:rPr>
+          <w:rFonts w:ascii="SimSun" w:hAnsi="SimSun" w:eastAsia="SimSun"/>
+        </w:rPr>
+        <w:t>：关联距离阈值取 0.05 m。若多个三角面同时取得最小距离，按"距离 → 该三角面相对该点的正视性 → 三角面顶点坐标的几何字典序 → 所属构件标识"四级确定性规则择一，从而归属唯一且与数据存储顺序无关。</w:t>
+      </w:r>
+    </w:p>
+    <w:p>
+      <w:pPr>
+        <w:spacing w:after="80"/>
+        <w:jc w:val="both"/>
+      </w:pPr>
+      <w:r>
+        <w:rPr>
+          <w:rFonts w:ascii="SimSun" w:hAnsi="SimSun" w:eastAsia="SimSun"/>
+          <w:b/>
+        </w:rPr>
+        <w:t>缺口证据的权重</w:t>
+      </w:r>
+      <w:r>
+        <w:rPr>
+          <w:rFonts w:ascii="SimSun" w:hAnsi="SimSun" w:eastAsia="SimSun"/>
+        </w:rPr>
+        <w:t>：四类证据的权重取相等值，在各分块可用的证据集合上重新归一。</w:t>
+      </w:r>
+    </w:p>
+    <w:p>
+      <w:pPr>
+        <w:spacing w:after="80"/>
+        <w:jc w:val="both"/>
+      </w:pPr>
+      <w:r>
+        <w:rPr>
+          <w:rFonts w:ascii="SimSun" w:hAnsi="SimSun" w:eastAsia="SimSun"/>
+          <w:b/>
+        </w:rPr>
+        <w:t>工程重要度对照表</w:t>
+      </w:r>
+      <w:r>
+        <w:rPr>
+          <w:rFonts w:ascii="SimSun" w:hAnsi="SimSun" w:eastAsia="SimSun"/>
+        </w:rPr>
+        <w:t>（户外场站实施值，属【推断】取值，可按项目验收要求调整）：主变压器 1.0；断路器 0.9；隔离开关 0.8；电流电压互感器 0.8；绝缘子 0.7；母线 0.7；避雷器 0.6；构架 0.4；建筑 0.3；围栏 0.2；杂物 0.1。建筑类场景另按承重与围护结构、门窗、面层、家具的顺序取值。</w:t>
+      </w:r>
+      <w:r>
+        <w:rPr>
+          <w:rFonts w:ascii="SimSun" w:hAnsi="SimSun" w:eastAsia="SimSun"/>
+          <w:b/>
+        </w:rPr>
+        <w:t>重要度系数 λ_E 取 1.0；缺口阈值 τ_gap 取 0.55。</w:t>
+      </w:r>
+      <w:r>
+        <w:rPr>
+          <w:rFonts w:ascii="SimSun" w:hAnsi="SimSun" w:eastAsia="SimSun"/>
+        </w:rPr>
+        <w:t>表面采样点数按 M = clip(ceil(A/a₀), M_min, M_max) 确定，其中 A 为分块面积，实施值 a₀ = 0.25 m²/点、M_min = 16、M_max = 1024；面内采样位置由 Halton序列驱动，序列种子由分块标识的稳定摘要给出，使同一分块的任意两次评估得到相同的采样点。</w:t>
       </w:r>
     </w:p>
     <w:p>
@@ -3012,19 +3945,7 @@
         <w:rPr>
           <w:rFonts w:ascii="SimSun" w:hAnsi="SimSun" w:eastAsia="SimSun"/>
         </w:rPr>
-        <w:t>：以构件的轴对齐平面包围盒覆盖的栅格为障碍。</w:t>
-      </w:r>
-    </w:p>
-    <w:p>
-      <w:pPr>
-        <w:spacing w:after="80"/>
-        <w:jc w:val="both"/>
-      </w:pPr>
-      <w:r>
-        <w:rPr>
-          <w:rFonts w:ascii="SimSun" w:hAnsi="SimSun" w:eastAsia="SimSun"/>
-        </w:rPr>
-        <w:t xml:space="preserve">  适用于形状接近长方体的场站设备。</w:t>
+        <w:t>：以构件的轴对齐平面包围盒覆盖的栅格为障碍。适用于形状接近长方体的场站设备。</w:t>
       </w:r>
     </w:p>
     <w:p>
@@ -3043,19 +3964,7 @@
         <w:rPr>
           <w:rFonts w:ascii="SimSun" w:hAnsi="SimSun" w:eastAsia="SimSun"/>
         </w:rPr>
-        <w:t>：取构件中竖向跨度与 [z_step, h_robot] 相交的三角面，</w:t>
-      </w:r>
-    </w:p>
-    <w:p>
-      <w:pPr>
-        <w:spacing w:after="80"/>
-        <w:jc w:val="both"/>
-      </w:pPr>
-      <w:r>
-        <w:rPr>
-          <w:rFonts w:ascii="SimSun" w:hAnsi="SimSun" w:eastAsia="SimSun"/>
-        </w:rPr>
-        <w:t xml:space="preserve">  将其平面投影覆盖的栅格标记为障碍。适用于形状为 L 形、带洞口或细长的构件。</w:t>
+        <w:t>：取构件中竖向跨度与 [z_step, h_robot] 相交的三角面，将其平面投影覆盖的栅格标记为障碍。适用于形状为 L 形、带洞口或细长的构件。</w:t>
       </w:r>
     </w:p>
     <w:p>
@@ -3220,7 +4129,20 @@
         <w:rPr>
           <w:rFonts w:ascii="SimSun" w:hAnsi="SimSun" w:eastAsia="SimSun"/>
         </w:rPr>
-        <w:t>集合函数取 F(S) = Σ_j G_task_j · A_j · (1 − Π_{v∈S}(1 − q′(j,v)))，其中 A_j 为分块面积。该函数单调且子模。边际收益取"将候选加入当前已选集合前后 F(S) 的增量"；等效成本取ℓ(v) + t_scan · v_move，其中 t_scan 为单站作业耗时、v_move 为行进速度，实施值180 s 与 0.5 m/s，即等效路径代价 90 m。采用惰性贪心按边际收益与等效成本之比选取，并与"单点最优"取大。</w:t>
+        <w:t>集合函数取 F(S) = Σ_j G_task_j · A_j · (1 − Π_{v∈S}(1 − q′(j,v)))，其中 A_j 为分块面积，</w:t>
+      </w:r>
+      <w:r>
+        <w:rPr>
+          <w:rFonts w:ascii="SimSun" w:hAnsi="SimSun" w:eastAsia="SimSun"/>
+          <w:b/>
+        </w:rPr>
+        <w:t>求和范围为 S1(e) 判定的缺口表面分块</w:t>
+      </w:r>
+      <w:r>
+        <w:rPr>
+          <w:rFonts w:ascii="SimSun" w:hAnsi="SimSun" w:eastAsia="SimSun"/>
+        </w:rPr>
+        <w:t>。该函数单调且子模。边际收益取"将候选加入当前已选集合前后 F(S) 的增量"；等效成本取ℓ(v) + t_scan · v_move，其中 t_scan 为单站作业耗时、v_move 为行进速度，实施值180 s 与 0.5 m/s，即等效路径代价 90 m。采用惰性贪心按边际收益与等效成本之比选取，并与"单点最优"取大。</w:t>
       </w:r>
     </w:p>
     <w:p>
@@ -3239,7 +4161,69 @@
         <w:rPr>
           <w:rFonts w:ascii="SimSun" w:hAnsi="SimSun" w:eastAsia="SimSun"/>
         </w:rPr>
-        <w:t xml:space="preserve"> 预算 B 只计移动路径（单位：米）；t_scan · v_move 这一项只进入候选之间的比值比较，其作用是防止比值贪心过度偏好近站而反复在原地附近架站。实施中，惰性贪心内部所用的预算相应按所余站数补上同样的等效量，使二者量纲一致；该内部量与 B 不是同一个量。</w:t>
+        <w:t xml:space="preserve"> 预算 B 只计移动路径（单位：米）；t_scan · v_move 这一项只进入候选之间的比值比较，其作用是防止比值贪心过度偏好近站而反复在原地附近架站。</w:t>
+      </w:r>
+    </w:p>
+    <w:p>
+      <w:pPr>
+        <w:spacing w:after="80"/>
+        <w:jc w:val="both"/>
+      </w:pPr>
+      <w:r>
+        <w:rPr>
+          <w:rFonts w:ascii="SimSun" w:hAnsi="SimSun" w:eastAsia="SimSun"/>
+        </w:rPr>
+        <w:t>由于候选的等效成本中含有 t_scan · v_move，若直接以 B 作为惰性贪心的累计上限，会因量纲不一致而过早截断。为此，本步骤内部另设一个</w:t>
+      </w:r>
+      <w:r>
+        <w:rPr>
+          <w:rFonts w:ascii="SimSun" w:hAnsi="SimSun" w:eastAsia="SimSun"/>
+          <w:b/>
+        </w:rPr>
+        <w:t>仅用于集合选择的比较阈值</w:t>
+      </w:r>
+      <w:r>
+        <w:rPr>
+          <w:rFonts w:ascii="SimSun" w:hAnsi="SimSun" w:eastAsia="SimSun"/>
+        </w:rPr>
+        <w:t>：</w:t>
+      </w:r>
+    </w:p>
+    <w:p>
+      <w:pPr>
+        <w:spacing w:after="80"/>
+        <w:jc w:val="both"/>
+      </w:pPr>
+      <w:r>
+        <w:rPr>
+          <w:rFonts w:ascii="SimSun" w:hAnsi="SimSun" w:eastAsia="SimSun"/>
+        </w:rPr>
+        <w:t xml:space="preserve">    B_sel = B + n_rem · t_scan · v_move</w:t>
+      </w:r>
+    </w:p>
+    <w:p>
+      <w:pPr>
+        <w:spacing w:after="80"/>
+        <w:jc w:val="both"/>
+      </w:pPr>
+      <w:r>
+        <w:rPr>
+          <w:rFonts w:ascii="SimSun" w:hAnsi="SimSun" w:eastAsia="SimSun"/>
+        </w:rPr>
+        <w:t>其中 n_rem 为按站位数上限计算的本次作业剩余可执行站数。</w:t>
+      </w:r>
+      <w:r>
+        <w:rPr>
+          <w:rFonts w:ascii="SimSun" w:hAnsi="SimSun" w:eastAsia="SimSun"/>
+          <w:b/>
+        </w:rPr>
+        <w:t>B_sel 只在 S5 的启发式集合选择内部使用，用于控制入选站位的数量，不是本方法的剩余可通行路径代价预算，也不参与 S6 的可达判定与 S8 的预算扣减。</w:t>
+      </w:r>
+      <w:r>
+        <w:rPr>
+          <w:rFonts w:ascii="SimSun" w:hAnsi="SimSun" w:eastAsia="SimSun"/>
+        </w:rPr>
+        <w:t xml:space="preserve"> S6 与 S8 一律以 B 为准。</w:t>
       </w:r>
     </w:p>
     <w:p>
@@ -3297,26 +4281,14 @@
         <w:rPr>
           <w:rFonts w:ascii="SimSun" w:hAnsi="SimSun" w:eastAsia="SimSun"/>
         </w:rPr>
-        <w:t>：对 S5 所得的待执行站位作路线排序，由开环旅行商问题求解器</w:t>
-      </w:r>
-    </w:p>
-    <w:p>
-      <w:pPr>
-        <w:spacing w:after="80"/>
-        <w:jc w:val="both"/>
-      </w:pPr>
-      <w:r>
-        <w:rPr>
-          <w:rFonts w:ascii="SimSun" w:hAnsi="SimSun" w:eastAsia="SimSun"/>
-        </w:rPr>
-        <w:t xml:space="preserve">  给出一条开环路线（求解时限实施值 3 s），执行该路线中的首个站位。</w:t>
+        <w:t>：对 S5 所得的待执行站位作路线排序，由开环旅行商问题求解器给出一条开环路线（求解时限实施值 3 s），执行该路线中的首个站位。</w:t>
       </w:r>
       <w:r>
         <w:rPr>
           <w:rFonts w:ascii="SimSun" w:hAnsi="SimSun" w:eastAsia="SimSun"/>
           <w:b/>
         </w:rPr>
-        <w:t>路线排序是  本规则的组成部分，仅在采用本规则时执行。</w:t>
+        <w:t>路线排序是本规则的组成部分，仅在采用本规则时执行。</w:t>
       </w:r>
     </w:p>
     <w:p>
@@ -3335,19 +4307,14 @@
         <w:rPr>
           <w:rFonts w:ascii="SimSun" w:hAnsi="SimSun" w:eastAsia="SimSun"/>
         </w:rPr>
-        <w:t>：执行在惰性贪心选取过程中最先被选中的站位。**本规则不需要路线</w:t>
+        <w:t>：执行在惰性贪心选取过程中最先被选中的站位。</w:t>
       </w:r>
-    </w:p>
-    <w:p>
-      <w:pPr>
-        <w:spacing w:after="80"/>
-        <w:jc w:val="both"/>
-      </w:pPr>
       <w:r>
         <w:rPr>
           <w:rFonts w:ascii="SimSun" w:hAnsi="SimSun" w:eastAsia="SimSun"/>
+          <w:b/>
         </w:rPr>
-        <w:t xml:space="preserve">  排序。**</w:t>
+        <w:t>本规则不需要路线排序。</w:t>
       </w:r>
     </w:p>
     <w:p>
@@ -3366,19 +4333,7 @@
         <w:rPr>
           <w:rFonts w:ascii="SimSun" w:hAnsi="SimSun" w:eastAsia="SimSun"/>
         </w:rPr>
-        <w:t>：执行使单步目标函数增量最大的站位；该目标函数按步内极值归一，即</w:t>
-      </w:r>
-    </w:p>
-    <w:p>
-      <w:pPr>
-        <w:spacing w:after="80"/>
-        <w:jc w:val="both"/>
-      </w:pPr>
-      <w:r>
-        <w:rPr>
-          <w:rFonts w:ascii="SimSun" w:hAnsi="SimSun" w:eastAsia="SimSun"/>
-        </w:rPr>
-        <w:t xml:space="preserve">  信息项除以本轮各候选收益增量的最大值、路径项除以本轮各候选可通行路径代价的  最大值。</w:t>
+        <w:t>：执行使单步目标函数增量最大的站位；该目标函数按步内极值归一，即信息项除以本轮各候选收益增量的最大值、路径项除以本轮各候选可通行路径代价的最大值。</w:t>
       </w:r>
       <w:r>
         <w:rPr>
@@ -5280,6 +6235,528 @@
                 <w:sz w:val="17"/>
               </w:rPr>
               <w:t>S5/S8</w:t>
+            </w:r>
+          </w:p>
+        </w:tc>
+      </w:tr>
+      <w:tr>
+        <w:tc>
+          <w:tcPr>
+            <w:tcW w:type="dxa" w:w="1728"/>
+          </w:tcPr>
+          <w:p>
+            <w:pPr>
+              <w:spacing w:before="20" w:after="20"/>
+            </w:pPr>
+            <w:r>
+              <w:rPr>
+                <w:rFonts w:ascii="SimSun" w:hAnsi="SimSun" w:eastAsia="SimSun"/>
+                <w:sz w:val="17"/>
+              </w:rPr>
+              <w:t>B_sel</w:t>
+            </w:r>
+          </w:p>
+        </w:tc>
+        <w:tc>
+          <w:tcPr>
+            <w:tcW w:type="dxa" w:w="1728"/>
+          </w:tcPr>
+          <w:p>
+            <w:pPr>
+              <w:spacing w:before="20" w:after="20"/>
+            </w:pPr>
+            <w:r>
+              <w:rPr>
+                <w:rFonts w:ascii="SimSun" w:hAnsi="SimSun" w:eastAsia="SimSun"/>
+                <w:sz w:val="17"/>
+              </w:rPr>
+              <w:t>S5 集合选择内部的比较阈值，B + n_rem·t_scan·v_move</w:t>
+            </w:r>
+          </w:p>
+        </w:tc>
+        <w:tc>
+          <w:tcPr>
+            <w:tcW w:type="dxa" w:w="1728"/>
+          </w:tcPr>
+          <w:p>
+            <w:pPr>
+              <w:spacing w:before="20" w:after="20"/>
+            </w:pPr>
+            <w:r>
+              <w:rPr>
+                <w:rFonts w:ascii="SimSun" w:hAnsi="SimSun" w:eastAsia="SimSun"/>
+                <w:sz w:val="17"/>
+              </w:rPr>
+              <w:t>标量</w:t>
+            </w:r>
+          </w:p>
+        </w:tc>
+        <w:tc>
+          <w:tcPr>
+            <w:tcW w:type="dxa" w:w="1728"/>
+          </w:tcPr>
+          <w:p>
+            <w:pPr>
+              <w:spacing w:before="20" w:after="20"/>
+            </w:pPr>
+            <w:r>
+              <w:rPr>
+                <w:rFonts w:ascii="SimSun" w:hAnsi="SimSun" w:eastAsia="SimSun"/>
+                <w:sz w:val="17"/>
+              </w:rPr>
+              <w:t>m</w:t>
+            </w:r>
+          </w:p>
+        </w:tc>
+        <w:tc>
+          <w:tcPr>
+            <w:tcW w:type="dxa" w:w="1728"/>
+          </w:tcPr>
+          <w:p>
+            <w:pPr>
+              <w:spacing w:before="20" w:after="20"/>
+            </w:pPr>
+            <w:r>
+              <w:rPr>
+                <w:rFonts w:ascii="SimSun" w:hAnsi="SimSun" w:eastAsia="SimSun"/>
+                <w:sz w:val="17"/>
+              </w:rPr>
+              <w:t>8.6，仅 S5 内部</w:t>
+            </w:r>
+          </w:p>
+        </w:tc>
+      </w:tr>
+      <w:tr>
+        <w:tc>
+          <w:tcPr>
+            <w:tcW w:type="dxa" w:w="1728"/>
+          </w:tcPr>
+          <w:p>
+            <w:pPr>
+              <w:spacing w:before="20" w:after="20"/>
+            </w:pPr>
+            <w:r>
+              <w:rPr>
+                <w:rFonts w:ascii="SimSun" w:hAnsi="SimSun" w:eastAsia="SimSun"/>
+                <w:sz w:val="17"/>
+              </w:rPr>
+              <w:t>n_rem</w:t>
+            </w:r>
+          </w:p>
+        </w:tc>
+        <w:tc>
+          <w:tcPr>
+            <w:tcW w:type="dxa" w:w="1728"/>
+          </w:tcPr>
+          <w:p>
+            <w:pPr>
+              <w:spacing w:before="20" w:after="20"/>
+            </w:pPr>
+            <w:r>
+              <w:rPr>
+                <w:rFonts w:ascii="SimSun" w:hAnsi="SimSun" w:eastAsia="SimSun"/>
+                <w:sz w:val="17"/>
+              </w:rPr>
+              <w:t>本次作业剩余可执行站数</w:t>
+            </w:r>
+          </w:p>
+        </w:tc>
+        <w:tc>
+          <w:tcPr>
+            <w:tcW w:type="dxa" w:w="1728"/>
+          </w:tcPr>
+          <w:p>
+            <w:pPr>
+              <w:spacing w:before="20" w:after="20"/>
+            </w:pPr>
+            <w:r>
+              <w:rPr>
+                <w:rFonts w:ascii="SimSun" w:hAnsi="SimSun" w:eastAsia="SimSun"/>
+                <w:sz w:val="17"/>
+              </w:rPr>
+              <w:t>非负整数</w:t>
+            </w:r>
+          </w:p>
+        </w:tc>
+        <w:tc>
+          <w:tcPr>
+            <w:tcW w:type="dxa" w:w="1728"/>
+          </w:tcPr>
+          <w:p>
+            <w:pPr>
+              <w:spacing w:before="20" w:after="20"/>
+            </w:pPr>
+            <w:r>
+              <w:rPr>
+                <w:rFonts w:ascii="SimSun" w:hAnsi="SimSun" w:eastAsia="SimSun"/>
+                <w:sz w:val="17"/>
+              </w:rPr>
+              <w:t>站</w:t>
+            </w:r>
+          </w:p>
+        </w:tc>
+        <w:tc>
+          <w:tcPr>
+            <w:tcW w:type="dxa" w:w="1728"/>
+          </w:tcPr>
+          <w:p>
+            <w:pPr>
+              <w:spacing w:before="20" w:after="20"/>
+            </w:pPr>
+            <w:r>
+              <w:rPr>
+                <w:rFonts w:ascii="SimSun" w:hAnsi="SimSun" w:eastAsia="SimSun"/>
+                <w:sz w:val="17"/>
+              </w:rPr>
+              <w:t>8.6</w:t>
+            </w:r>
+          </w:p>
+        </w:tc>
+      </w:tr>
+      <w:tr>
+        <w:tc>
+          <w:tcPr>
+            <w:tcW w:type="dxa" w:w="1728"/>
+          </w:tcPr>
+          <w:p>
+            <w:pPr>
+              <w:spacing w:before="20" w:after="20"/>
+            </w:pPr>
+            <w:r>
+              <w:rPr>
+                <w:rFonts w:ascii="SimSun" w:hAnsi="SimSun" w:eastAsia="SimSun"/>
+                <w:sz w:val="17"/>
+              </w:rPr>
+              <w:t>τ_gap</w:t>
+            </w:r>
+          </w:p>
+        </w:tc>
+        <w:tc>
+          <w:tcPr>
+            <w:tcW w:type="dxa" w:w="1728"/>
+          </w:tcPr>
+          <w:p>
+            <w:pPr>
+              <w:spacing w:before="20" w:after="20"/>
+            </w:pPr>
+            <w:r>
+              <w:rPr>
+                <w:rFonts w:ascii="SimSun" w:hAnsi="SimSun" w:eastAsia="SimSun"/>
+                <w:sz w:val="17"/>
+              </w:rPr>
+              <w:t>缺口阈值：G_gap 不小于该值即判为缺口表面分块</w:t>
+            </w:r>
+          </w:p>
+        </w:tc>
+        <w:tc>
+          <w:tcPr>
+            <w:tcW w:type="dxa" w:w="1728"/>
+          </w:tcPr>
+          <w:p>
+            <w:pPr>
+              <w:spacing w:before="20" w:after="20"/>
+            </w:pPr>
+            <w:r>
+              <w:rPr>
+                <w:rFonts w:ascii="SimSun" w:hAnsi="SimSun" w:eastAsia="SimSun"/>
+                <w:sz w:val="17"/>
+              </w:rPr>
+              <w:t>标量，∈[0,1]</w:t>
+            </w:r>
+          </w:p>
+        </w:tc>
+        <w:tc>
+          <w:tcPr>
+            <w:tcW w:type="dxa" w:w="1728"/>
+          </w:tcPr>
+          <w:p>
+            <w:pPr>
+              <w:spacing w:before="20" w:after="20"/>
+            </w:pPr>
+            <w:r>
+              <w:rPr>
+                <w:rFonts w:ascii="SimSun" w:hAnsi="SimSun" w:eastAsia="SimSun"/>
+                <w:sz w:val="17"/>
+              </w:rPr>
+              <w:t>无量纲</w:t>
+            </w:r>
+          </w:p>
+        </w:tc>
+        <w:tc>
+          <w:tcPr>
+            <w:tcW w:type="dxa" w:w="1728"/>
+          </w:tcPr>
+          <w:p>
+            <w:pPr>
+              <w:spacing w:before="20" w:after="20"/>
+            </w:pPr>
+            <w:r>
+              <w:rPr>
+                <w:rFonts w:ascii="SimSun" w:hAnsi="SimSun" w:eastAsia="SimSun"/>
+                <w:sz w:val="17"/>
+              </w:rPr>
+              <w:t>S1(e)</w:t>
+            </w:r>
+          </w:p>
+        </w:tc>
+      </w:tr>
+      <w:tr>
+        <w:tc>
+          <w:tcPr>
+            <w:tcW w:type="dxa" w:w="1728"/>
+          </w:tcPr>
+          <w:p>
+            <w:pPr>
+              <w:spacing w:before="20" w:after="20"/>
+            </w:pPr>
+            <w:r>
+              <w:rPr>
+                <w:rFonts w:ascii="SimSun" w:hAnsi="SimSun" w:eastAsia="SimSun"/>
+                <w:sz w:val="17"/>
+              </w:rPr>
+              <w:t>E_j</w:t>
+            </w:r>
+          </w:p>
+        </w:tc>
+        <w:tc>
+          <w:tcPr>
+            <w:tcW w:type="dxa" w:w="1728"/>
+          </w:tcPr>
+          <w:p>
+            <w:pPr>
+              <w:spacing w:before="20" w:after="20"/>
+            </w:pPr>
+            <w:r>
+              <w:rPr>
+                <w:rFonts w:ascii="SimSun" w:hAnsi="SimSun" w:eastAsia="SimSun"/>
+                <w:sz w:val="17"/>
+              </w:rPr>
+              <w:t>分块 j 所属构件的工程重要度</w:t>
+            </w:r>
+          </w:p>
+        </w:tc>
+        <w:tc>
+          <w:tcPr>
+            <w:tcW w:type="dxa" w:w="1728"/>
+          </w:tcPr>
+          <w:p>
+            <w:pPr>
+              <w:spacing w:before="20" w:after="20"/>
+            </w:pPr>
+            <w:r>
+              <w:rPr>
+                <w:rFonts w:ascii="SimSun" w:hAnsi="SimSun" w:eastAsia="SimSun"/>
+                <w:sz w:val="17"/>
+              </w:rPr>
+              <w:t>标量，∈[0,1]</w:t>
+            </w:r>
+          </w:p>
+        </w:tc>
+        <w:tc>
+          <w:tcPr>
+            <w:tcW w:type="dxa" w:w="1728"/>
+          </w:tcPr>
+          <w:p>
+            <w:pPr>
+              <w:spacing w:before="20" w:after="20"/>
+            </w:pPr>
+            <w:r>
+              <w:rPr>
+                <w:rFonts w:ascii="SimSun" w:hAnsi="SimSun" w:eastAsia="SimSun"/>
+                <w:sz w:val="17"/>
+              </w:rPr>
+              <w:t>无量纲</w:t>
+            </w:r>
+          </w:p>
+        </w:tc>
+        <w:tc>
+          <w:tcPr>
+            <w:tcW w:type="dxa" w:w="1728"/>
+          </w:tcPr>
+          <w:p>
+            <w:pPr>
+              <w:spacing w:before="20" w:after="20"/>
+            </w:pPr>
+            <w:r>
+              <w:rPr>
+                <w:rFonts w:ascii="SimSun" w:hAnsi="SimSun" w:eastAsia="SimSun"/>
+                <w:sz w:val="17"/>
+              </w:rPr>
+              <w:t>S1(d)</w:t>
+            </w:r>
+          </w:p>
+        </w:tc>
+      </w:tr>
+      <w:tr>
+        <w:tc>
+          <w:tcPr>
+            <w:tcW w:type="dxa" w:w="1728"/>
+          </w:tcPr>
+          <w:p>
+            <w:pPr>
+              <w:spacing w:before="20" w:after="20"/>
+            </w:pPr>
+            <w:r>
+              <w:rPr>
+                <w:rFonts w:ascii="SimSun" w:hAnsi="SimSun" w:eastAsia="SimSun"/>
+                <w:sz w:val="17"/>
+              </w:rPr>
+              <w:t>λ_E</w:t>
+            </w:r>
+          </w:p>
+        </w:tc>
+        <w:tc>
+          <w:tcPr>
+            <w:tcW w:type="dxa" w:w="1728"/>
+          </w:tcPr>
+          <w:p>
+            <w:pPr>
+              <w:spacing w:before="20" w:after="20"/>
+            </w:pPr>
+            <w:r>
+              <w:rPr>
+                <w:rFonts w:ascii="SimSun" w:hAnsi="SimSun" w:eastAsia="SimSun"/>
+                <w:sz w:val="17"/>
+              </w:rPr>
+              <w:t>工程重要度系数</w:t>
+            </w:r>
+          </w:p>
+        </w:tc>
+        <w:tc>
+          <w:tcPr>
+            <w:tcW w:type="dxa" w:w="1728"/>
+          </w:tcPr>
+          <w:p>
+            <w:pPr>
+              <w:spacing w:before="20" w:after="20"/>
+            </w:pPr>
+            <w:r>
+              <w:rPr>
+                <w:rFonts w:ascii="SimSun" w:hAnsi="SimSun" w:eastAsia="SimSun"/>
+                <w:sz w:val="17"/>
+              </w:rPr>
+              <w:t>标量</w:t>
+            </w:r>
+          </w:p>
+        </w:tc>
+        <w:tc>
+          <w:tcPr>
+            <w:tcW w:type="dxa" w:w="1728"/>
+          </w:tcPr>
+          <w:p>
+            <w:pPr>
+              <w:spacing w:before="20" w:after="20"/>
+            </w:pPr>
+            <w:r>
+              <w:rPr>
+                <w:rFonts w:ascii="SimSun" w:hAnsi="SimSun" w:eastAsia="SimSun"/>
+                <w:sz w:val="17"/>
+              </w:rPr>
+              <w:t>无量纲</w:t>
+            </w:r>
+          </w:p>
+        </w:tc>
+        <w:tc>
+          <w:tcPr>
+            <w:tcW w:type="dxa" w:w="1728"/>
+          </w:tcPr>
+          <w:p>
+            <w:pPr>
+              <w:spacing w:before="20" w:after="20"/>
+            </w:pPr>
+            <w:r>
+              <w:rPr>
+                <w:rFonts w:ascii="SimSun" w:hAnsi="SimSun" w:eastAsia="SimSun"/>
+                <w:sz w:val="17"/>
+              </w:rPr>
+              <w:t>S1(d)</w:t>
+            </w:r>
+          </w:p>
+        </w:tc>
+      </w:tr>
+      <w:tr>
+        <w:tc>
+          <w:tcPr>
+            <w:tcW w:type="dxa" w:w="1728"/>
+          </w:tcPr>
+          <w:p>
+            <w:pPr>
+              <w:spacing w:before="20" w:after="20"/>
+            </w:pPr>
+            <w:r>
+              <w:rPr>
+                <w:rFonts w:ascii="SimSun" w:hAnsi="SimSun" w:eastAsia="SimSun"/>
+                <w:sz w:val="17"/>
+              </w:rPr>
+              <w:t>A_j</w:t>
+            </w:r>
+          </w:p>
+        </w:tc>
+        <w:tc>
+          <w:tcPr>
+            <w:tcW w:type="dxa" w:w="1728"/>
+          </w:tcPr>
+          <w:p>
+            <w:pPr>
+              <w:spacing w:before="20" w:after="20"/>
+            </w:pPr>
+            <w:r>
+              <w:rPr>
+                <w:rFonts w:ascii="SimSun" w:hAnsi="SimSun" w:eastAsia="SimSun"/>
+                <w:sz w:val="17"/>
+              </w:rPr>
+              <w:t>分块 j 上可用的缺口证据下标集合</w:t>
+            </w:r>
+          </w:p>
+        </w:tc>
+        <w:tc>
+          <w:tcPr>
+            <w:tcW w:type="dxa" w:w="1728"/>
+          </w:tcPr>
+          <w:p>
+            <w:pPr>
+              <w:spacing w:before="20" w:after="20"/>
+            </w:pPr>
+            <w:r>
+              <w:rPr>
+                <w:rFonts w:ascii="SimSun" w:hAnsi="SimSun" w:eastAsia="SimSun"/>
+                <w:sz w:val="17"/>
+              </w:rPr>
+              <w:t>下标集合</w:t>
+            </w:r>
+          </w:p>
+        </w:tc>
+        <w:tc>
+          <w:tcPr>
+            <w:tcW w:type="dxa" w:w="1728"/>
+          </w:tcPr>
+          <w:p>
+            <w:pPr>
+              <w:spacing w:before="20" w:after="20"/>
+            </w:pPr>
+            <w:r>
+              <w:rPr>
+                <w:rFonts w:ascii="SimSun" w:hAnsi="SimSun" w:eastAsia="SimSun"/>
+                <w:sz w:val="17"/>
+              </w:rPr>
+              <w:t>—</w:t>
+            </w:r>
+          </w:p>
+        </w:tc>
+        <w:tc>
+          <w:tcPr>
+            <w:tcW w:type="dxa" w:w="1728"/>
+          </w:tcPr>
+          <w:p>
+            <w:pPr>
+              <w:spacing w:before="20" w:after="20"/>
+            </w:pPr>
+            <w:r>
+              <w:rPr>
+                <w:rFonts w:ascii="SimSun" w:hAnsi="SimSun" w:eastAsia="SimSun"/>
+                <w:sz w:val="17"/>
+              </w:rPr>
+              <w:t>S1(d)</w:t>
             </w:r>
           </w:p>
         </w:tc>
@@ -7293,19 +8770,7 @@
         <w:rPr>
           <w:rFonts w:ascii="SimSun" w:hAnsi="SimSun" w:eastAsia="SimSun"/>
         </w:rPr>
-        <w:t>：按构件平面包围盒（方式一）或按三角面投影（方式二），见 8.3。</w:t>
-      </w:r>
-    </w:p>
-    <w:p>
-      <w:pPr>
-        <w:spacing w:after="80"/>
-        <w:jc w:val="both"/>
-      </w:pPr>
-      <w:r>
-        <w:rPr>
-          <w:rFonts w:ascii="SimSun" w:hAnsi="SimSun" w:eastAsia="SimSun"/>
-        </w:rPr>
-        <w:t xml:space="preserve">   二者为</w:t>
+        <w:t>：按构件平面包围盒（方式一）或按三角面投影（方式二），见 8.3。二者为</w:t>
       </w:r>
       <w:r>
         <w:rPr>
@@ -7369,19 +8834,7 @@
         <w:rPr>
           <w:rFonts w:ascii="SimSun" w:hAnsi="SimSun" w:eastAsia="SimSun"/>
         </w:rPr>
-        <w:t>：可仅依据实际重叠比例，或追加依据由重叠点数与几何退化度</w:t>
-      </w:r>
-    </w:p>
-    <w:p>
-      <w:pPr>
-        <w:spacing w:after="80"/>
-        <w:jc w:val="both"/>
-      </w:pPr>
-      <w:r>
-        <w:rPr>
-          <w:rFonts w:ascii="SimSun" w:hAnsi="SimSun" w:eastAsia="SimSun"/>
-        </w:rPr>
-        <w:t xml:space="preserve">   给出的位姿误差量级估计。二者为</w:t>
+        <w:t>：可仅依据实际重叠比例，或追加依据由重叠点数与几何退化度给出的位姿误差量级估计。二者为</w:t>
       </w:r>
       <w:r>
         <w:rPr>
@@ -7394,7 +8847,7 @@
         <w:rPr>
           <w:rFonts w:ascii="SimSun" w:hAnsi="SimSun" w:eastAsia="SimSun"/>
         </w:rPr>
-        <w:t>：前者为必要判据，后者为可选追加   判据。</w:t>
+        <w:t>：前者为必要判据，后者为可选追加判据。</w:t>
       </w:r>
     </w:p>
     <w:p>
@@ -7432,7 +8885,7 @@
         <w:rPr>
           <w:rFonts w:ascii="SimSun" w:hAnsi="SimSun" w:eastAsia="SimSun"/>
         </w:rPr>
-        <w:t>：仅当需要把模型外回波点唯一归属至某构件时引入，见 8.8。</w:t>
+        <w:t>：S1(b) 的点—分块关联采用该规则；S7a 的距离判据不需要，见 8.8。</w:t>
       </w:r>
     </w:p>
     <w:p>

--- a/交付_20260809_补充扫描规划专利/01_申请文件/B_说明书_代理人审阅稿.docx
+++ b/交付_20260809_补充扫描规划专利/01_申请文件/B_说明书_代理人审阅稿.docx
@@ -87,9 +87,15 @@
     </w:p>
     <w:p>
       <w:pPr>
-        <w:pStyle w:val="ListNumber"/>
-        <w:ind w:left="360"/>
+        <w:spacing w:after="40"/>
+        <w:ind w:left="640" w:hanging="280"/>
       </w:pPr>
+      <w:r>
+        <w:rPr>
+          <w:rFonts w:ascii="SimSun" w:hAnsi="SimSun" w:eastAsia="SimSun"/>
+        </w:rPr>
+        <w:t xml:space="preserve">1. </w:t>
+      </w:r>
       <w:r>
         <w:rPr>
           <w:rFonts w:ascii="SimSun" w:hAnsi="SimSun" w:eastAsia="SimSun"/>
@@ -106,26 +112,26 @@
     </w:p>
     <w:p>
       <w:pPr>
-        <w:pStyle w:val="ListNumber"/>
-        <w:ind w:left="360"/>
+        <w:spacing w:after="40"/>
+        <w:ind w:left="640" w:hanging="280"/>
       </w:pPr>
       <w:r>
         <w:rPr>
           <w:rFonts w:ascii="SimSun" w:hAnsi="SimSun" w:eastAsia="SimSun"/>
         </w:rPr>
-        <w:t>一种可通行约束与预算约束下的多站补充扫描路线规划方法</w:t>
+        <w:t>2. 一种可通行约束与预算约束下的多站补充扫描路线规划方法</w:t>
       </w:r>
     </w:p>
     <w:p>
       <w:pPr>
-        <w:pStyle w:val="ListNumber"/>
-        <w:ind w:left="360"/>
+        <w:spacing w:after="40"/>
+        <w:ind w:left="640" w:hanging="280"/>
       </w:pPr>
       <w:r>
         <w:rPr>
           <w:rFonts w:ascii="SimSun" w:hAnsi="SimSun" w:eastAsia="SimSun"/>
         </w:rPr>
-        <w:t>一种在扫描过程中修正遮挡模型的补充扫描站位规划方法</w:t>
+        <w:t>3. 一种在扫描过程中修正遮挡模型的补充扫描站位规划方法</w:t>
       </w:r>
     </w:p>
     <w:p>
@@ -507,33 +513,134 @@
         <w:rPr>
           <w:rFonts w:ascii="SimSun" w:hAnsi="SimSun" w:eastAsia="SimSun"/>
         </w:rPr>
-        <w:t xml:space="preserve"> 将设计建筑信息模型的三角面按法向一致性作区域生长：以未被归入任何分块的三角面为种子，初始化一个正在生长的区域；对与该区域已有三角面共享边的相邻三角面，若其单位法向与该区域已有法向的夹角不超过预设法向阈值，则并入该区域；重复至无可并入者。共享边邻接是成为候选并入对象的</w:t>
+        <w:t xml:space="preserve"> 将设计建筑信息模型的三角面按法向一致性作区域生长：</w:t>
+      </w:r>
+    </w:p>
+    <w:p>
+      <w:pPr>
+        <w:spacing w:after="80"/>
+        <w:jc w:val="both"/>
+      </w:pPr>
+      <w:r>
+        <w:rPr>
+          <w:rFonts w:ascii="SimSun" w:hAnsi="SimSun" w:eastAsia="SimSun"/>
+        </w:rPr>
+        <w:t>以未被归入任何分块的三角面为</w:t>
       </w:r>
       <w:r>
         <w:rPr>
           <w:rFonts w:ascii="SimSun" w:hAnsi="SimSun" w:eastAsia="SimSun"/>
           <w:b/>
         </w:rPr>
-        <w:t>前提</w:t>
+        <w:t>种子三角面</w:t>
       </w:r>
       <w:r>
         <w:rPr>
           <w:rFonts w:ascii="SimSun" w:hAnsi="SimSun" w:eastAsia="SimSun"/>
         </w:rPr>
-        <w:t>，法向夹角是</w:t>
+        <w:t>，记其单位法向为 n_seed，以该三角面初始化一个正在生长的区域，并将其置入待扩展队列；自队列取出一个</w:t>
       </w:r>
       <w:r>
         <w:rPr>
           <w:rFonts w:ascii="SimSun" w:hAnsi="SimSun" w:eastAsia="SimSun"/>
           <w:b/>
         </w:rPr>
+        <w:t>当前三角面</w:t>
+      </w:r>
+      <w:r>
+        <w:rPr>
+          <w:rFonts w:ascii="SimSun" w:hAnsi="SimSun" w:eastAsia="SimSun"/>
+        </w:rPr>
+        <w:t>，记其单位法向为 n_cur；对与该当前三角面</w:t>
+      </w:r>
+      <w:r>
+        <w:rPr>
+          <w:rFonts w:ascii="SimSun" w:hAnsi="SimSun" w:eastAsia="SimSun"/>
+          <w:b/>
+        </w:rPr>
+        <w:t>共享边</w:t>
+      </w:r>
+      <w:r>
+        <w:rPr>
+          <w:rFonts w:ascii="SimSun" w:hAnsi="SimSun" w:eastAsia="SimSun"/>
+        </w:rPr>
+        <w:t>且尚未归入任何分块的相邻三角面，记其单位法向为 n_nb，</w:t>
+      </w:r>
+      <w:r>
+        <w:rPr>
+          <w:rFonts w:ascii="SimSun" w:hAnsi="SimSun" w:eastAsia="SimSun"/>
+          <w:b/>
+        </w:rPr>
+        <w:t>当且仅当 n_nb 与 n_cur 的夹角、以及 n_nb 与 n_seed 的夹角同时不超过预设法向阈值时</w:t>
+      </w:r>
+      <w:r>
+        <w:rPr>
+          <w:rFonts w:ascii="SimSun" w:hAnsi="SimSun" w:eastAsia="SimSun"/>
+        </w:rPr>
+        <w:t>，将其并入该区域并置入队列；重复至队列为空。</w:t>
+      </w:r>
+    </w:p>
+    <w:p>
+      <w:pPr>
+        <w:spacing w:after="80"/>
+        <w:jc w:val="both"/>
+      </w:pPr>
+      <w:r>
+        <w:rPr>
+          <w:rFonts w:ascii="SimSun" w:hAnsi="SimSun" w:eastAsia="SimSun"/>
+        </w:rPr>
+        <w:t>共享边邻接是成为候选并入对象的</w:t>
+      </w:r>
+      <w:r>
+        <w:rPr>
+          <w:rFonts w:ascii="SimSun" w:hAnsi="SimSun" w:eastAsia="SimSun"/>
+          <w:b/>
+        </w:rPr>
+        <w:t>前提</w:t>
+      </w:r>
+      <w:r>
+        <w:rPr>
+          <w:rFonts w:ascii="SimSun" w:hAnsi="SimSun" w:eastAsia="SimSun"/>
+        </w:rPr>
+        <w:t>；上述</w:t>
+      </w:r>
+      <w:r>
+        <w:rPr>
+          <w:rFonts w:ascii="SimSun" w:hAnsi="SimSun" w:eastAsia="SimSun"/>
+          <w:b/>
+        </w:rPr>
+        <w:t>双法向约束</w:t>
+      </w:r>
+      <w:r>
+        <w:rPr>
+          <w:rFonts w:ascii="SimSun" w:hAnsi="SimSun" w:eastAsia="SimSun"/>
+        </w:rPr>
+        <w:t>（同时比当前三角面法向与种子三角面法向）是</w:t>
+      </w:r>
+      <w:r>
+        <w:rPr>
+          <w:rFonts w:ascii="SimSun" w:hAnsi="SimSun" w:eastAsia="SimSun"/>
+          <w:b/>
+        </w:rPr>
         <w:t>判定条件</w:t>
       </w:r>
       <w:r>
         <w:rPr>
           <w:rFonts w:ascii="SimSun" w:hAnsi="SimSun" w:eastAsia="SimSun"/>
         </w:rPr>
-        <w:t>，二者性质不同。所得区域即表面分块，面积小于预设下限者并入相邻分块或舍弃。每个表面分块携带形心、单位法向、面积与所属构件标识。</w:t>
+        <w:t>。二者性质不同：仅与当前三角面比较会使区域沿曲面逐步漂移，附加与种子的比较限定了整个区域相对种子的法向偏离。</w:t>
+      </w:r>
+    </w:p>
+    <w:p>
+      <w:pPr>
+        <w:spacing w:after="80"/>
+        <w:jc w:val="both"/>
+      </w:pPr>
+      <w:r>
+        <w:rPr>
+          <w:rFonts w:ascii="SimSun" w:hAnsi="SimSun" w:eastAsia="SimSun"/>
+        </w:rPr>
+        <w:t>所得区域即表面分块，面积小于预设下限者舍弃。每个表面分块携带形心、单位法向、面积与所属构件标识。</w:t>
       </w:r>
     </w:p>
     <w:p>
@@ -632,7 +739,7 @@
                 <w:b/>
                 <w:sz w:val="17"/>
               </w:rPr>
-              <w:t>由何观测量得到</w:t>
+              <w:t>由何观测量合成</w:t>
             </w:r>
           </w:p>
         </w:tc>
@@ -650,7 +757,7 @@
                 <w:b/>
                 <w:sz w:val="17"/>
               </w:rPr>
-              <w:t>含义</w:t>
+              <w:t>回答的问题</w:t>
             </w:r>
           </w:p>
         </w:tc>
@@ -669,7 +776,7 @@
                 <w:rFonts w:ascii="SimSun" w:hAnsi="SimSun" w:eastAsia="SimSun"/>
                 <w:sz w:val="17"/>
               </w:rPr>
-              <w:t>观测覆盖证据 D_obs</w:t>
+              <w:t>观测状态证据 D_obs</w:t>
             </w:r>
           </w:p>
         </w:tc>
@@ -686,7 +793,7 @@
                 <w:rFonts w:ascii="SimSun" w:hAnsi="SimSun" w:eastAsia="SimSun"/>
                 <w:sz w:val="17"/>
               </w:rPr>
-              <w:t>该分块上关联到的点数与其面积之比</w:t>
+              <w:t>该分块是否被直接观测到、有效视角数、投影分辨率质量、配准置信度四项加权</w:t>
             </w:r>
           </w:p>
         </w:tc>
@@ -703,7 +810,15 @@
                 <w:rFonts w:ascii="SimSun" w:hAnsi="SimSun" w:eastAsia="SimSun"/>
                 <w:sz w:val="17"/>
               </w:rPr>
-              <w:t>该分块被测到的比例不足</w:t>
+              <w:t>这块表面</w:t>
+            </w:r>
+            <w:r>
+              <w:rPr>
+                <w:rFonts w:ascii="SimSun" w:hAnsi="SimSun" w:eastAsia="SimSun"/>
+                <w:b/>
+                <w:sz w:val="17"/>
+              </w:rPr>
+              <w:t>有没有被有效地测到</w:t>
             </w:r>
           </w:p>
         </w:tc>
@@ -722,7 +837,7 @@
                 <w:rFonts w:ascii="SimSun" w:hAnsi="SimSun" w:eastAsia="SimSun"/>
                 <w:sz w:val="17"/>
               </w:rPr>
-              <w:t>点密度证据 D_rng</w:t>
+              <w:t>观测角度证据 D_ang</w:t>
             </w:r>
           </w:p>
         </w:tc>
@@ -739,7 +854,7 @@
                 <w:rFonts w:ascii="SimSun" w:hAnsi="SimSun" w:eastAsia="SimSun"/>
                 <w:sz w:val="17"/>
               </w:rPr>
-              <w:t>观测点密度与该分块所需点密度之比</w:t>
+              <w:t>最佳正视性、有效视角数、角度多样性三项加权后取补</w:t>
             </w:r>
           </w:p>
         </w:tc>
@@ -756,7 +871,22 @@
                 <w:rFonts w:ascii="SimSun" w:hAnsi="SimSun" w:eastAsia="SimSun"/>
                 <w:sz w:val="17"/>
               </w:rPr>
-              <w:t>密度达不到验收所需</w:t>
+              <w:t>只被</w:t>
+            </w:r>
+            <w:r>
+              <w:rPr>
+                <w:rFonts w:ascii="SimSun" w:hAnsi="SimSun" w:eastAsia="SimSun"/>
+                <w:b/>
+                <w:sz w:val="17"/>
+              </w:rPr>
+              <w:t>掠射角</w:t>
+            </w:r>
+            <w:r>
+              <w:rPr>
+                <w:rFonts w:ascii="SimSun" w:hAnsi="SimSun" w:eastAsia="SimSun"/>
+                <w:sz w:val="17"/>
+              </w:rPr>
+              <w:t>或单一方向观测到</w:t>
             </w:r>
           </w:p>
         </w:tc>
@@ -775,7 +905,7 @@
                 <w:rFonts w:ascii="SimSun" w:hAnsi="SimSun" w:eastAsia="SimSun"/>
                 <w:sz w:val="17"/>
               </w:rPr>
-              <w:t>观测角度证据 D_ang</w:t>
+              <w:t>几何完整性证据 D_geo</w:t>
             </w:r>
           </w:p>
         </w:tc>
@@ -792,7 +922,7 @@
                 <w:rFonts w:ascii="SimSun" w:hAnsi="SimSun" w:eastAsia="SimSun"/>
                 <w:sz w:val="17"/>
               </w:rPr>
-              <w:t>各已执行站位相对该分块的最佳正视性</w:t>
+              <w:t>覆盖率与密度比两项加权后取补</w:t>
             </w:r>
           </w:p>
         </w:tc>
@@ -809,7 +939,30 @@
                 <w:rFonts w:ascii="SimSun" w:hAnsi="SimSun" w:eastAsia="SimSun"/>
                 <w:sz w:val="17"/>
               </w:rPr>
-              <w:t>只被掠射角观测到</w:t>
+              <w:t>扫到了</w:t>
+            </w:r>
+            <w:r>
+              <w:rPr>
+                <w:rFonts w:ascii="SimSun" w:hAnsi="SimSun" w:eastAsia="SimSun"/>
+                <w:b/>
+                <w:sz w:val="17"/>
+              </w:rPr>
+              <w:t>多大面积</w:t>
+            </w:r>
+            <w:r>
+              <w:rPr>
+                <w:rFonts w:ascii="SimSun" w:hAnsi="SimSun" w:eastAsia="SimSun"/>
+                <w:sz w:val="17"/>
+              </w:rPr>
+              <w:t>、扫到的地方</w:t>
+            </w:r>
+            <w:r>
+              <w:rPr>
+                <w:rFonts w:ascii="SimSun" w:hAnsi="SimSun" w:eastAsia="SimSun"/>
+                <w:b/>
+                <w:sz w:val="17"/>
+              </w:rPr>
+              <w:t>够不够密</w:t>
             </w:r>
           </w:p>
         </w:tc>
@@ -845,7 +998,7 @@
                 <w:rFonts w:ascii="SimSun" w:hAnsi="SimSun" w:eastAsia="SimSun"/>
                 <w:sz w:val="17"/>
               </w:rPr>
-              <w:t>该分块采样点在已执行站位下的可见比例</w:t>
+              <w:t>该分块采样点在已执行站位下的最佳可见比例取补</w:t>
             </w:r>
           </w:p>
         </w:tc>
@@ -862,7 +1015,83 @@
                 <w:rFonts w:ascii="SimSun" w:hAnsi="SimSun" w:eastAsia="SimSun"/>
                 <w:sz w:val="17"/>
               </w:rPr>
-              <w:t>被其他构件遮挡</w:t>
+              <w:t>被其他构件</w:t>
+            </w:r>
+            <w:r>
+              <w:rPr>
+                <w:rFonts w:ascii="SimSun" w:hAnsi="SimSun" w:eastAsia="SimSun"/>
+                <w:b/>
+                <w:sz w:val="17"/>
+              </w:rPr>
+              <w:t>遮住</w:t>
+            </w:r>
+          </w:p>
+        </w:tc>
+      </w:tr>
+      <w:tr>
+        <w:tc>
+          <w:tcPr>
+            <w:tcW w:type="dxa" w:w="2880"/>
+          </w:tcPr>
+          <w:p>
+            <w:pPr>
+              <w:spacing w:before="20" w:after="20"/>
+            </w:pPr>
+            <w:r>
+              <w:rPr>
+                <w:rFonts w:ascii="SimSun" w:hAnsi="SimSun" w:eastAsia="SimSun"/>
+                <w:sz w:val="17"/>
+              </w:rPr>
+              <w:t>量程密度证据 D_rng</w:t>
+            </w:r>
+          </w:p>
+        </w:tc>
+        <w:tc>
+          <w:tcPr>
+            <w:tcW w:type="dxa" w:w="2880"/>
+          </w:tcPr>
+          <w:p>
+            <w:pPr>
+              <w:spacing w:before="20" w:after="20"/>
+            </w:pPr>
+            <w:r>
+              <w:rPr>
+                <w:rFonts w:ascii="SimSun" w:hAnsi="SimSun" w:eastAsia="SimSun"/>
+                <w:sz w:val="17"/>
+              </w:rPr>
+              <w:t>实测点密度与该分块所需点密度之比取补</w:t>
+            </w:r>
+          </w:p>
+        </w:tc>
+        <w:tc>
+          <w:tcPr>
+            <w:tcW w:type="dxa" w:w="2880"/>
+          </w:tcPr>
+          <w:p>
+            <w:pPr>
+              <w:spacing w:before="20" w:after="20"/>
+            </w:pPr>
+            <w:r>
+              <w:rPr>
+                <w:rFonts w:ascii="SimSun" w:hAnsi="SimSun" w:eastAsia="SimSun"/>
+                <w:sz w:val="17"/>
+              </w:rPr>
+              <w:t>相对</w:t>
+            </w:r>
+            <w:r>
+              <w:rPr>
+                <w:rFonts w:ascii="SimSun" w:hAnsi="SimSun" w:eastAsia="SimSun"/>
+                <w:b/>
+                <w:sz w:val="17"/>
+              </w:rPr>
+              <w:t>该分块的验收要求</w:t>
+            </w:r>
+            <w:r>
+              <w:rPr>
+                <w:rFonts w:ascii="SimSun" w:hAnsi="SimSun" w:eastAsia="SimSun"/>
+                <w:sz w:val="17"/>
+              </w:rPr>
+              <w:t>密度是否达标</w:t>
             </w:r>
           </w:p>
         </w:tc>
@@ -877,21 +1106,41 @@
       <w:r>
         <w:rPr>
           <w:rFonts w:ascii="SimSun" w:hAnsi="SimSun" w:eastAsia="SimSun"/>
-        </w:rPr>
-        <w:t>可选地还可采用语义证据与材料证据。</w:t>
+          <w:b/>
+        </w:rPr>
+        <w:t>D_geo 与 D_rng 的区别</w:t>
+      </w:r>
+      <w:r>
+        <w:rPr>
+          <w:rFonts w:ascii="SimSun" w:hAnsi="SimSun" w:eastAsia="SimSun"/>
+        </w:rPr>
+        <w:t>：D_geo 中的密度比是相对于</w:t>
       </w:r>
       <w:r>
         <w:rPr>
           <w:rFonts w:ascii="SimSun" w:hAnsi="SimSun" w:eastAsia="SimSun"/>
           <w:b/>
         </w:rPr>
-        <w:t>全部缺口证据统一转换为"数值越大表示缺口越严重"的方向，取值范围 [0, 1]。</w:t>
+        <w:t>统一参考密度</w:t>
       </w:r>
       <w:r>
         <w:rPr>
           <w:rFonts w:ascii="SimSun" w:hAnsi="SimSun" w:eastAsia="SimSun"/>
         </w:rPr>
-        <w:t xml:space="preserve"> 某一项证据不可获得时（例如无材料信息），该项自可用指标集合中剔除，不按 0 或最大值处理，其权重按 (d) 重新归一。</w:t>
+        <w:t>的，与覆盖率合成为"几何完整性"这一项；D_rng 则是相对于</w:t>
+      </w:r>
+      <w:r>
+        <w:rPr>
+          <w:rFonts w:ascii="SimSun" w:hAnsi="SimSun" w:eastAsia="SimSun"/>
+          <w:b/>
+        </w:rPr>
+        <w:t>按该分块工程重要度缩放后的所需密度ρ_req</w:t>
+      </w:r>
+      <w:r>
+        <w:rPr>
+          <w:rFonts w:ascii="SimSun" w:hAnsi="SimSun" w:eastAsia="SimSun"/>
+        </w:rPr>
+        <w:t xml:space="preserve"> 的，回答的是"对这一类构件而言够不够"。两者的分母不同，不是同一个量。若某实施方式只需其中一项，可只启用该项，其权重按下式重新归一。</w:t>
       </w:r>
     </w:p>
     <w:p>
@@ -902,15 +1151,21 @@
       <w:r>
         <w:rPr>
           <w:rFonts w:ascii="SimSun" w:hAnsi="SimSun" w:eastAsia="SimSun"/>
+        </w:rPr>
+        <w:t>可选地还可采用语义证据与材料证据。</w:t>
+      </w:r>
+      <w:r>
+        <w:rPr>
+          <w:rFonts w:ascii="SimSun" w:hAnsi="SimSun" w:eastAsia="SimSun"/>
           <w:b/>
         </w:rPr>
-        <w:t>(d) 缺口分数与任务分数。</w:t>
+        <w:t>全部缺口证据统一转换为"数值越大表示缺口越严重"的方向，取值范围 [0, 1]。</w:t>
       </w:r>
       <w:r>
         <w:rPr>
           <w:rFonts w:ascii="SimSun" w:hAnsi="SimSun" w:eastAsia="SimSun"/>
         </w:rPr>
-        <w:t xml:space="preserve"> 缺口分数由可用缺口证据加权求和得到：</w:t>
+        <w:t xml:space="preserve"> 某一项证据不可获得时（例如无材料信息），该项自可用指标集合中剔除，不按 0 或最大值处理，其权重按 (d) 重新归一。</w:t>
       </w:r>
     </w:p>
     <w:p>
@@ -921,8 +1176,15 @@
       <w:r>
         <w:rPr>
           <w:rFonts w:ascii="SimSun" w:hAnsi="SimSun" w:eastAsia="SimSun"/>
-        </w:rPr>
-        <w:t xml:space="preserve">    G_gap,j = Σ_{k ∈ A_j} w̃_{j,k} · D_{j,k}</w:t>
+          <w:b/>
+        </w:rPr>
+        <w:t>(d) 缺口分数与任务分数。</w:t>
+      </w:r>
+      <w:r>
+        <w:rPr>
+          <w:rFonts w:ascii="SimSun" w:hAnsi="SimSun" w:eastAsia="SimSun"/>
+        </w:rPr>
+        <w:t xml:space="preserve"> 缺口分数由可用缺口证据加权求和得到：</w:t>
       </w:r>
     </w:p>
     <w:p>
@@ -934,7 +1196,7 @@
         <w:rPr>
           <w:rFonts w:ascii="SimSun" w:hAnsi="SimSun" w:eastAsia="SimSun"/>
         </w:rPr>
-        <w:t>其中 A_j 为分块 j 上可用的缺口证据下标集合，D_{j,k} 为第 k 项证据，w̃_{j,k} 为在 A_j 上重新归一后的权重，即 w̃_{j,k} = w_k / Σ_{k' ∈ A_j} w_{k'}，从而Σ_{k ∈ A_j} w̃_{j,k} = 1，G_gap,j ∈ [0, 1]。</w:t>
+        <w:t xml:space="preserve">    G_gap,j = Σ_{k ∈ K_j} w̃_{j,k} · D_{j,k}</w:t>
       </w:r>
     </w:p>
     <w:p>
@@ -946,20 +1208,7 @@
         <w:rPr>
           <w:rFonts w:ascii="SimSun" w:hAnsi="SimSun" w:eastAsia="SimSun"/>
         </w:rPr>
-        <w:t>任务分数在缺口分数基础上按所属构件的</w:t>
-      </w:r>
-      <w:r>
-        <w:rPr>
-          <w:rFonts w:ascii="SimSun" w:hAnsi="SimSun" w:eastAsia="SimSun"/>
-          <w:b/>
-        </w:rPr>
-        <w:t>工程重要度</w:t>
-      </w:r>
-      <w:r>
-        <w:rPr>
-          <w:rFonts w:ascii="SimSun" w:hAnsi="SimSun" w:eastAsia="SimSun"/>
-        </w:rPr>
-        <w:t xml:space="preserve"> E_j 加权：</w:t>
+        <w:t>其中 K_j 为分块 j 上可用的缺口证据下标集合，D_{j,k} 为第 k 项证据，w̃_{j,k} 为在 K_j 上重新归一后的权重，即 w̃_{j,k} = w_k / Σ_{k' ∈ K_j} w_{k'}，从而Σ_{k ∈ K_j} w̃_{j,k} = 1，G_gap,j ∈ [0, 1]。</w:t>
       </w:r>
     </w:p>
     <w:p>
@@ -971,7 +1220,20 @@
         <w:rPr>
           <w:rFonts w:ascii="SimSun" w:hAnsi="SimSun" w:eastAsia="SimSun"/>
         </w:rPr>
-        <w:t xml:space="preserve">    G_task,j = clip( G_gap,j · (1 + λ_E · E_j), 0, 2 )</w:t>
+        <w:t>任务分数在缺口分数基础上按所属构件的</w:t>
+      </w:r>
+      <w:r>
+        <w:rPr>
+          <w:rFonts w:ascii="SimSun" w:hAnsi="SimSun" w:eastAsia="SimSun"/>
+          <w:b/>
+        </w:rPr>
+        <w:t>工程重要度</w:t>
+      </w:r>
+      <w:r>
+        <w:rPr>
+          <w:rFonts w:ascii="SimSun" w:hAnsi="SimSun" w:eastAsia="SimSun"/>
+        </w:rPr>
+        <w:t xml:space="preserve"> E_j 加权：</w:t>
       </w:r>
     </w:p>
     <w:p>
@@ -983,7 +1245,19 @@
         <w:rPr>
           <w:rFonts w:ascii="SimSun" w:hAnsi="SimSun" w:eastAsia="SimSun"/>
         </w:rPr>
-        <w:t>其中 E_j ∈ [0, 1] 由所属构件的语义类别按预设对照表给出（实施值见 8.2），λ_E 为重要度系数。</w:t>
+        <w:t xml:space="preserve">    G_task,j = clip( G_gap,j · (1 + λ_imp · E_j), 0, 2 )</w:t>
+      </w:r>
+    </w:p>
+    <w:p>
+      <w:pPr>
+        <w:spacing w:after="80"/>
+        <w:jc w:val="both"/>
+      </w:pPr>
+      <w:r>
+        <w:rPr>
+          <w:rFonts w:ascii="SimSun" w:hAnsi="SimSun" w:eastAsia="SimSun"/>
+        </w:rPr>
+        <w:t>其中 E_j ∈ [0, 1] 由所属构件的语义类别按预设对照表给出（实施值见 8.2），λ_imp 为重要度系数（实施值 0.30，见 8.2）。</w:t>
       </w:r>
     </w:p>
     <w:p>
@@ -3837,7 +4111,7 @@
         <w:rPr>
           <w:rFonts w:ascii="SimSun" w:hAnsi="SimSun" w:eastAsia="SimSun"/>
         </w:rPr>
-        <w:t>：四类证据的权重取相等值，在各分块可用的证据集合上重新归一。</w:t>
+        <w:t>：各项证据的权重取相等值，在各分块可用的证据集合 K_j 上重新归一。</w:t>
       </w:r>
     </w:p>
     <w:p>
@@ -3856,14 +4130,14 @@
         <w:rPr>
           <w:rFonts w:ascii="SimSun" w:hAnsi="SimSun" w:eastAsia="SimSun"/>
         </w:rPr>
-        <w:t>（户外场站实施值，属【推断】取值，可按项目验收要求调整）：主变压器 1.0；断路器 0.9；隔离开关 0.8；电流电压互感器 0.8；绝缘子 0.7；母线 0.7；避雷器 0.6；构架 0.4；建筑 0.3；围栏 0.2；杂物 0.1。建筑类场景另按承重与围护结构、门窗、面层、家具的顺序取值。</w:t>
+        <w:t>（户外场站实施值，为推断取值，可按项目验收要求调整）：主变压器 1.0；断路器 0.9；隔离开关 0.8；电流电压互感器 0.8；绝缘子 0.7；母线 0.7；避雷器 0.6；构架 0.4；建筑 0.3；围栏 0.2；杂物 0.1。建筑类场景另按承重与围护结构、门窗、面层、家具的顺序取值。</w:t>
       </w:r>
       <w:r>
         <w:rPr>
           <w:rFonts w:ascii="SimSun" w:hAnsi="SimSun" w:eastAsia="SimSun"/>
           <w:b/>
         </w:rPr>
-        <w:t>重要度系数 λ_E 取 1.0；缺口阈值 τ_gap 取 0.55。</w:t>
+        <w:t>任务分数的重要度系数 λ_imp 取 0.30；缺口阈值 τ_gap 取 0.55。</w:t>
       </w:r>
       <w:r>
         <w:rPr>
@@ -6601,7 +6875,7 @@
                 <w:rFonts w:ascii="SimSun" w:hAnsi="SimSun" w:eastAsia="SimSun"/>
                 <w:sz w:val="17"/>
               </w:rPr>
-              <w:t>λ_E</w:t>
+              <w:t>λ_imp</w:t>
             </w:r>
           </w:p>
         </w:tc>
@@ -6618,7 +6892,7 @@
                 <w:rFonts w:ascii="SimSun" w:hAnsi="SimSun" w:eastAsia="SimSun"/>
                 <w:sz w:val="17"/>
               </w:rPr>
-              <w:t>工程重要度系数</w:t>
+              <w:t>任务分数中的工程重要度系数</w:t>
             </w:r>
           </w:p>
         </w:tc>
@@ -6688,7 +6962,7 @@
                 <w:rFonts w:ascii="SimSun" w:hAnsi="SimSun" w:eastAsia="SimSun"/>
                 <w:sz w:val="17"/>
               </w:rPr>
-              <w:t>A_j</w:t>
+              <w:t>K_j</w:t>
             </w:r>
           </w:p>
         </w:tc>
@@ -7997,7 +8271,7 @@
         <w:rPr>
           <w:rFonts w:ascii="SimSun" w:hAnsi="SimSun" w:eastAsia="SimSun"/>
         </w:rPr>
-        <w:t>（按指导 §9）：Vis、f、g、q′、V′、ℓ 均为</w:t>
+        <w:t>：Vis、f、g、q′、V′、ℓ 均为</w:t>
       </w:r>
       <w:r>
         <w:rPr>
@@ -8029,7 +8303,7 @@
         <w:rPr>
           <w:rFonts w:ascii="SimSun" w:hAnsi="SimSun" w:eastAsia="SimSun"/>
         </w:rPr>
-        <w:t>（按指导【原则5】）：原始数据（P₀、P_k）→ 统计量（分块点数、点密度、有效视角数、最佳正视性）→证据（各分项缺口证据）→ 融合分数（G_gap）→ 任务分数（G_task）→候选价值（V′）→ 决策（S、v_k）。不存在由分数反推证据的循环。</w:t>
+        <w:t>：原始数据（P₀、P_k）→ 统计量（分块点数、点密度、有效视角数、最佳正视性）→证据（各分项缺口证据）→ 融合分数（G_gap）→ 任务分数（G_task）→候选价值（V′）→ 决策（S、v_k）。不存在由分数反推证据的循环。</w:t>
       </w:r>
     </w:p>
     <w:p>
@@ -8055,7 +8329,7 @@
         <w:rPr>
           <w:rFonts w:ascii="SimSun" w:hAnsi="SimSun" w:eastAsia="SimSun"/>
         </w:rPr>
-        <w:t>按指导 §3，只列真实数据中可能发生、且会影响结果确定性或后续处理的情况。</w:t>
+        <w:t>本节只列真实数据中可能发生、且会影响结果确定性或后续处理的情况。</w:t>
       </w:r>
     </w:p>
     <w:tbl>
@@ -8737,7 +9011,7 @@
         <w:rPr>
           <w:rFonts w:ascii="SimSun" w:hAnsi="SimSun" w:eastAsia="SimSun"/>
         </w:rPr>
-        <w:t>（按指导 §4）：本方法中涉及随机性的环节仅有两处——表面采样点的 Halton 序列与 S7a 的点数抽样，二者的种子均由稳定摘要或固定值给出，不依赖进程内的哈希随机化。候选生成、集合选择与路线求解均为确定性过程。</w:t>
+        <w:t>：本方法中涉及随机性的环节仅有两处——表面采样点的 Halton 序列与 S7a 的点数抽样，二者的种子均由稳定摘要或固定值给出，不依赖进程内的哈希随机化。候选生成、集合选择与路线求解均为确定性过程。</w:t>
       </w:r>
     </w:p>
     <w:p>
@@ -8756,9 +9030,15 @@
     </w:p>
     <w:p>
       <w:pPr>
-        <w:pStyle w:val="ListNumber"/>
-        <w:ind w:left="360"/>
+        <w:spacing w:after="40"/>
+        <w:ind w:left="640" w:hanging="280"/>
       </w:pPr>
+      <w:r>
+        <w:rPr>
+          <w:rFonts w:ascii="SimSun" w:hAnsi="SimSun" w:eastAsia="SimSun"/>
+        </w:rPr>
+        <w:t xml:space="preserve">1. </w:t>
+      </w:r>
       <w:r>
         <w:rPr>
           <w:rFonts w:ascii="SimSun" w:hAnsi="SimSun" w:eastAsia="SimSun"/>
@@ -8788,9 +9068,15 @@
     </w:p>
     <w:p>
       <w:pPr>
-        <w:pStyle w:val="ListNumber"/>
-        <w:ind w:left="360"/>
+        <w:spacing w:after="40"/>
+        <w:ind w:left="640" w:hanging="280"/>
       </w:pPr>
+      <w:r>
+        <w:rPr>
+          <w:rFonts w:ascii="SimSun" w:hAnsi="SimSun" w:eastAsia="SimSun"/>
+        </w:rPr>
+        <w:t xml:space="preserve">2. </w:t>
+      </w:r>
       <w:r>
         <w:rPr>
           <w:rFonts w:ascii="SimSun" w:hAnsi="SimSun" w:eastAsia="SimSun"/>
@@ -8820,9 +9106,15 @@
     </w:p>
     <w:p>
       <w:pPr>
-        <w:pStyle w:val="ListNumber"/>
-        <w:ind w:left="360"/>
+        <w:spacing w:after="40"/>
+        <w:ind w:left="640" w:hanging="280"/>
       </w:pPr>
+      <w:r>
+        <w:rPr>
+          <w:rFonts w:ascii="SimSun" w:hAnsi="SimSun" w:eastAsia="SimSun"/>
+        </w:rPr>
+        <w:t xml:space="preserve">3. </w:t>
+      </w:r>
       <w:r>
         <w:rPr>
           <w:rFonts w:ascii="SimSun" w:hAnsi="SimSun" w:eastAsia="SimSun"/>
@@ -8852,9 +9144,15 @@
     </w:p>
     <w:p>
       <w:pPr>
-        <w:pStyle w:val="ListNumber"/>
-        <w:ind w:left="360"/>
+        <w:spacing w:after="40"/>
+        <w:ind w:left="640" w:hanging="280"/>
       </w:pPr>
+      <w:r>
+        <w:rPr>
+          <w:rFonts w:ascii="SimSun" w:hAnsi="SimSun" w:eastAsia="SimSun"/>
+        </w:rPr>
+        <w:t xml:space="preserve">4. </w:t>
+      </w:r>
       <w:r>
         <w:rPr>
           <w:rFonts w:ascii="SimSun" w:hAnsi="SimSun" w:eastAsia="SimSun"/>
@@ -8871,9 +9169,15 @@
     </w:p>
     <w:p>
       <w:pPr>
-        <w:pStyle w:val="ListNumber"/>
-        <w:ind w:left="360"/>
+        <w:spacing w:after="40"/>
+        <w:ind w:left="640" w:hanging="280"/>
       </w:pPr>
+      <w:r>
+        <w:rPr>
+          <w:rFonts w:ascii="SimSun" w:hAnsi="SimSun" w:eastAsia="SimSun"/>
+        </w:rPr>
+        <w:t xml:space="preserve">5. </w:t>
+      </w:r>
       <w:r>
         <w:rPr>
           <w:rFonts w:ascii="SimSun" w:hAnsi="SimSun" w:eastAsia="SimSun"/>
@@ -8898,7 +9202,7 @@
           <w:rFonts w:ascii="SimSun" w:hAnsi="SimSun" w:eastAsia="SimSun"/>
           <w:b/>
         </w:rPr>
-        <w:t>可选改进方向（标注 [C]，本申请未实现）</w:t>
+        <w:t>可选改进方向（本申请未实现）</w:t>
       </w:r>
       <w:r>
         <w:rPr>

--- a/交付_20260809_补充扫描规划专利/01_申请文件/B_说明书_代理人审阅稿.docx
+++ b/交付_20260809_补充扫描规划专利/01_申请文件/B_说明书_代理人审阅稿.docx
@@ -494,7 +494,7 @@
         <w:rPr>
           <w:rFonts w:ascii="SimSun" w:hAnsi="SimSun" w:eastAsia="SimSun"/>
         </w:rPr>
-        <w:t xml:space="preserve"> 本步骤含四个子步骤。</w:t>
+        <w:t xml:space="preserve"> 本步骤含五个子步骤。</w:t>
       </w:r>
     </w:p>
     <w:p>
@@ -691,7 +691,7 @@
         <w:rPr>
           <w:rFonts w:ascii="SimSun" w:hAnsi="SimSun" w:eastAsia="SimSun"/>
         </w:rPr>
-        <w:t xml:space="preserve"> 逐表面分块统计观测量并转换为缺口证据。本实施方式采用四类：</w:t>
+        <w:t xml:space="preserve"> 逐表面分块统计观测量并转换为缺口证据。本实施方式采用五类：</w:t>
       </w:r>
     </w:p>
     <w:tbl>
@@ -2023,14 +2023,27 @@
         <w:rPr>
           <w:rFonts w:ascii="SimSun" w:hAnsi="SimSun" w:eastAsia="SimSun"/>
         </w:rPr>
-        <w:t>(b) 若 P_k 满足预设更新条件，则以 P_k 重算点—分块关联与全部缺口证据，得到更新后的 G_gap 与 G_task；</w:t>
+        <w:t>(b) 若 P_k 满足预设更新条件，则以 P_k 重算点—分块关联与全部缺口证据，得到更新后的 G_gap；据以按 S1(d) 更新 G_task；并</w:t>
       </w:r>
       <w:r>
         <w:rPr>
           <w:rFonts w:ascii="SimSun" w:hAnsi="SimSun" w:eastAsia="SimSun"/>
           <w:b/>
         </w:rPr>
-        <w:t>若不满足，则 M_plan 与缺口证据均保持不变</w:t>
+        <w:t>按 S1(e) 以更新后的 G_gap 重新判定缺口表面分块</w:t>
+      </w:r>
+      <w:r>
+        <w:rPr>
+          <w:rFonts w:ascii="SimSun" w:hAnsi="SimSun" w:eastAsia="SimSun"/>
+        </w:rPr>
+        <w:t>。</w:t>
+      </w:r>
+      <w:r>
+        <w:rPr>
+          <w:rFonts w:ascii="SimSun" w:hAnsi="SimSun" w:eastAsia="SimSun"/>
+          <w:b/>
+        </w:rPr>
+        <w:t>若不满足，则 M_plan、缺口证据、任务分数与缺口表面分块均保持不变</w:t>
       </w:r>
       <w:r>
         <w:rPr>
@@ -2056,13 +2069,13 @@
           <w:rFonts w:ascii="SimSun" w:hAnsi="SimSun" w:eastAsia="SimSun"/>
           <w:b/>
         </w:rPr>
-        <w:t>按 S1(e) 判定仍存在缺口表面分块</w:t>
-      </w:r>
-      <w:r>
-        <w:rPr>
-          <w:rFonts w:ascii="SimSun" w:hAnsi="SimSun" w:eastAsia="SimSun"/>
-        </w:rPr>
-        <w:t>，则以更新后的 M_plan 与缺口证据返回 S3。</w:t>
+        <w:t>按 (b) 重新判定后仍存在缺口表面分块</w:t>
+      </w:r>
+      <w:r>
+        <w:rPr>
+          <w:rFonts w:ascii="SimSun" w:hAnsi="SimSun" w:eastAsia="SimSun"/>
+        </w:rPr>
+        <w:t>，则以更新后的 M_plan、缺口证据、任务分数与缺口表面分块返回 S3。</w:t>
       </w:r>
     </w:p>
     <w:p>
@@ -3917,7 +3930,7 @@
         <w:rPr>
           <w:rFonts w:ascii="SimSun" w:hAnsi="SimSun" w:eastAsia="SimSun"/>
         </w:rPr>
-        <w:t>以自当前位姿的一次单源最短路求解替代逐候选的最短路搜索，所得路径长度与逐候选搜索逐点一致（抽样比对最大差 0.000000），大规模场景中候选生成耗时由约 53 秒降至3.5 秒。</w:t>
+        <w:t>以自当前位置的一次单源最短路求解替代逐候选的最短路搜索，所得路径长度与逐候选搜索逐点一致（抽样比对最大差 0.000000），大规模场景中候选生成耗时由约 53 秒降至3.5 秒。</w:t>
       </w:r>
     </w:p>
     <w:p>
@@ -4105,13 +4118,436 @@
           <w:rFonts w:ascii="SimSun" w:hAnsi="SimSun" w:eastAsia="SimSun"/>
           <w:b/>
         </w:rPr>
-        <w:t>缺口证据的权重</w:t>
-      </w:r>
-      <w:r>
-        <w:rPr>
-          <w:rFonts w:ascii="SimSun" w:hAnsi="SimSun" w:eastAsia="SimSun"/>
-        </w:rPr>
-        <w:t>：各项证据的权重取相等值，在各分块可用的证据集合 K_j 上重新归一。</w:t>
+        <w:t>各项缺口证据的内部构成与实施值</w:t>
+      </w:r>
+      <w:r>
+        <w:rPr>
+          <w:rFonts w:ascii="SimSun" w:hAnsi="SimSun" w:eastAsia="SimSun"/>
+        </w:rPr>
+        <w:t>。下列各量均逐表面分块 j 计算，取值均已截断至[0, 1]：</w:t>
+      </w:r>
+    </w:p>
+    <w:tbl>
+      <w:tblPr>
+        <w:tblStyle w:val="TableGrid"/>
+        <w:tblW w:type="auto" w:w="0"/>
+        <w:jc w:val="center"/>
+        <w:tblLook w:firstColumn="1" w:firstRow="1" w:lastColumn="0" w:lastRow="0" w:noHBand="0" w:noVBand="1" w:val="04A0"/>
+      </w:tblPr>
+      <w:tblGrid>
+        <w:gridCol w:w="4320"/>
+        <w:gridCol w:w="4320"/>
+      </w:tblGrid>
+      <w:tr>
+        <w:tc>
+          <w:tcPr>
+            <w:tcW w:type="dxa" w:w="4320"/>
+          </w:tcPr>
+          <w:p>
+            <w:pPr>
+              <w:spacing w:before="20" w:after="20"/>
+            </w:pPr>
+            <w:r>
+              <w:rPr>
+                <w:rFonts w:ascii="SimSun" w:hAnsi="SimSun" w:eastAsia="SimSun"/>
+                <w:b/>
+                <w:sz w:val="17"/>
+              </w:rPr>
+              <w:t>中间统计量</w:t>
+            </w:r>
+          </w:p>
+        </w:tc>
+        <w:tc>
+          <w:tcPr>
+            <w:tcW w:type="dxa" w:w="4320"/>
+          </w:tcPr>
+          <w:p>
+            <w:pPr>
+              <w:spacing w:before="20" w:after="20"/>
+            </w:pPr>
+            <w:r>
+              <w:rPr>
+                <w:rFonts w:ascii="SimSun" w:hAnsi="SimSun" w:eastAsia="SimSun"/>
+                <w:b/>
+                <w:sz w:val="17"/>
+              </w:rPr>
+              <w:t>实施方式中的取法</w:t>
+            </w:r>
+          </w:p>
+        </w:tc>
+      </w:tr>
+      <w:tr>
+        <w:tc>
+          <w:tcPr>
+            <w:tcW w:type="dxa" w:w="4320"/>
+          </w:tcPr>
+          <w:p>
+            <w:pPr>
+              <w:spacing w:before="20" w:after="20"/>
+            </w:pPr>
+            <w:r>
+              <w:rPr>
+                <w:rFonts w:ascii="SimSun" w:hAnsi="SimSun" w:eastAsia="SimSun"/>
+                <w:sz w:val="17"/>
+              </w:rPr>
+              <w:t>覆盖率 C_j</w:t>
+            </w:r>
+          </w:p>
+        </w:tc>
+        <w:tc>
+          <w:tcPr>
+            <w:tcW w:type="dxa" w:w="4320"/>
+          </w:tcPr>
+          <w:p>
+            <w:pPr>
+              <w:spacing w:before="20" w:after="20"/>
+            </w:pPr>
+            <w:r>
+              <w:rPr>
+                <w:rFonts w:ascii="SimSun" w:hAnsi="SimSun" w:eastAsia="SimSun"/>
+                <w:sz w:val="17"/>
+              </w:rPr>
+              <w:t>该分块的表面采样点中，被任一已执行站位观测到者所占比例</w:t>
+            </w:r>
+          </w:p>
+        </w:tc>
+      </w:tr>
+      <w:tr>
+        <w:tc>
+          <w:tcPr>
+            <w:tcW w:type="dxa" w:w="4320"/>
+          </w:tcPr>
+          <w:p>
+            <w:pPr>
+              <w:spacing w:before="20" w:after="20"/>
+            </w:pPr>
+            <w:r>
+              <w:rPr>
+                <w:rFonts w:ascii="SimSun" w:hAnsi="SimSun" w:eastAsia="SimSun"/>
+                <w:sz w:val="17"/>
+              </w:rPr>
+              <w:t>是否被直接观测</w:t>
+            </w:r>
+          </w:p>
+        </w:tc>
+        <w:tc>
+          <w:tcPr>
+            <w:tcW w:type="dxa" w:w="4320"/>
+          </w:tcPr>
+          <w:p>
+            <w:pPr>
+              <w:spacing w:before="20" w:after="20"/>
+            </w:pPr>
+            <w:r>
+              <w:rPr>
+                <w:rFonts w:ascii="SimSun" w:hAnsi="SimSun" w:eastAsia="SimSun"/>
+                <w:sz w:val="17"/>
+              </w:rPr>
+              <w:t>C_j &gt; 0.05</w:t>
+            </w:r>
+          </w:p>
+        </w:tc>
+      </w:tr>
+      <w:tr>
+        <w:tc>
+          <w:tcPr>
+            <w:tcW w:type="dxa" w:w="4320"/>
+          </w:tcPr>
+          <w:p>
+            <w:pPr>
+              <w:spacing w:before="20" w:after="20"/>
+            </w:pPr>
+            <w:r>
+              <w:rPr>
+                <w:rFonts w:ascii="SimSun" w:hAnsi="SimSun" w:eastAsia="SimSun"/>
+                <w:sz w:val="17"/>
+              </w:rPr>
+              <w:t>有效视角数 n_view,j</w:t>
+            </w:r>
+          </w:p>
+        </w:tc>
+        <w:tc>
+          <w:tcPr>
+            <w:tcW w:type="dxa" w:w="4320"/>
+          </w:tcPr>
+          <w:p>
+            <w:pPr>
+              <w:spacing w:before="20" w:after="20"/>
+            </w:pPr>
+            <w:r>
+              <w:rPr>
+                <w:rFonts w:ascii="SimSun" w:hAnsi="SimSun" w:eastAsia="SimSun"/>
+                <w:sz w:val="17"/>
+              </w:rPr>
+              <w:t>已执行站位中对该分块的可见率超过 0.2 者的个数</w:t>
+            </w:r>
+          </w:p>
+        </w:tc>
+      </w:tr>
+      <w:tr>
+        <w:tc>
+          <w:tcPr>
+            <w:tcW w:type="dxa" w:w="4320"/>
+          </w:tcPr>
+          <w:p>
+            <w:pPr>
+              <w:spacing w:before="20" w:after="20"/>
+            </w:pPr>
+            <w:r>
+              <w:rPr>
+                <w:rFonts w:ascii="SimSun" w:hAnsi="SimSun" w:eastAsia="SimSun"/>
+                <w:sz w:val="17"/>
+              </w:rPr>
+              <w:t>最佳正视性 f*_j</w:t>
+            </w:r>
+          </w:p>
+        </w:tc>
+        <w:tc>
+          <w:tcPr>
+            <w:tcW w:type="dxa" w:w="4320"/>
+          </w:tcPr>
+          <w:p>
+            <w:pPr>
+              <w:spacing w:before="20" w:after="20"/>
+            </w:pPr>
+            <w:r>
+              <w:rPr>
+                <w:rFonts w:ascii="SimSun" w:hAnsi="SimSun" w:eastAsia="SimSun"/>
+                <w:sz w:val="17"/>
+              </w:rPr>
+              <w:t>各已执行站位相对该分块的正视性中的最大值</w:t>
+            </w:r>
+          </w:p>
+        </w:tc>
+      </w:tr>
+      <w:tr>
+        <w:tc>
+          <w:tcPr>
+            <w:tcW w:type="dxa" w:w="4320"/>
+          </w:tcPr>
+          <w:p>
+            <w:pPr>
+              <w:spacing w:before="20" w:after="20"/>
+            </w:pPr>
+            <w:r>
+              <w:rPr>
+                <w:rFonts w:ascii="SimSun" w:hAnsi="SimSun" w:eastAsia="SimSun"/>
+                <w:sz w:val="17"/>
+              </w:rPr>
+              <w:t>角度多样性 a_j</w:t>
+            </w:r>
+          </w:p>
+        </w:tc>
+        <w:tc>
+          <w:tcPr>
+            <w:tcW w:type="dxa" w:w="4320"/>
+          </w:tcPr>
+          <w:p>
+            <w:pPr>
+              <w:spacing w:before="20" w:after="20"/>
+            </w:pPr>
+            <w:r>
+              <w:rPr>
+                <w:rFonts w:ascii="SimSun" w:hAnsi="SimSun" w:eastAsia="SimSun"/>
+                <w:sz w:val="17"/>
+              </w:rPr>
+              <w:t>clip(n_view,j / 4, 0, 1)</w:t>
+            </w:r>
+          </w:p>
+        </w:tc>
+      </w:tr>
+      <w:tr>
+        <w:tc>
+          <w:tcPr>
+            <w:tcW w:type="dxa" w:w="4320"/>
+          </w:tcPr>
+          <w:p>
+            <w:pPr>
+              <w:spacing w:before="20" w:after="20"/>
+            </w:pPr>
+            <w:r>
+              <w:rPr>
+                <w:rFonts w:ascii="SimSun" w:hAnsi="SimSun" w:eastAsia="SimSun"/>
+                <w:sz w:val="17"/>
+              </w:rPr>
+              <w:t>所需点密度 ρ_req,j</w:t>
+            </w:r>
+          </w:p>
+        </w:tc>
+        <w:tc>
+          <w:tcPr>
+            <w:tcW w:type="dxa" w:w="4320"/>
+          </w:tcPr>
+          <w:p>
+            <w:pPr>
+              <w:spacing w:before="20" w:after="20"/>
+            </w:pPr>
+            <w:r>
+              <w:rPr>
+                <w:rFonts w:ascii="SimSun" w:hAnsi="SimSun" w:eastAsia="SimSun"/>
+                <w:sz w:val="17"/>
+              </w:rPr>
+              <w:t>ρ₀ · (1 + λ_E · E_j)，ρ₀ 为参考点密度</w:t>
+            </w:r>
+          </w:p>
+        </w:tc>
+      </w:tr>
+      <w:tr>
+        <w:tc>
+          <w:tcPr>
+            <w:tcW w:type="dxa" w:w="4320"/>
+          </w:tcPr>
+          <w:p>
+            <w:pPr>
+              <w:spacing w:before="20" w:after="20"/>
+            </w:pPr>
+            <w:r>
+              <w:rPr>
+                <w:rFonts w:ascii="SimSun" w:hAnsi="SimSun" w:eastAsia="SimSun"/>
+                <w:sz w:val="17"/>
+              </w:rPr>
+              <w:t>密度比 r_j</w:t>
+            </w:r>
+          </w:p>
+        </w:tc>
+        <w:tc>
+          <w:tcPr>
+            <w:tcW w:type="dxa" w:w="4320"/>
+          </w:tcPr>
+          <w:p>
+            <w:pPr>
+              <w:spacing w:before="20" w:after="20"/>
+            </w:pPr>
+            <w:r>
+              <w:rPr>
+                <w:rFonts w:ascii="SimSun" w:hAnsi="SimSun" w:eastAsia="SimSun"/>
+                <w:sz w:val="17"/>
+              </w:rPr>
+              <w:t>(该分块关联点数 / 该分块面积) / ρ_req,j，截断至 [0, 1]</w:t>
+            </w:r>
+          </w:p>
+        </w:tc>
+      </w:tr>
+      <w:tr>
+        <w:tc>
+          <w:tcPr>
+            <w:tcW w:type="dxa" w:w="4320"/>
+          </w:tcPr>
+          <w:p>
+            <w:pPr>
+              <w:spacing w:before="20" w:after="20"/>
+            </w:pPr>
+            <w:r>
+              <w:rPr>
+                <w:rFonts w:ascii="SimSun" w:hAnsi="SimSun" w:eastAsia="SimSun"/>
+                <w:sz w:val="17"/>
+              </w:rPr>
+              <w:t>投影分辨率质量</w:t>
+            </w:r>
+          </w:p>
+        </w:tc>
+        <w:tc>
+          <w:tcPr>
+            <w:tcW w:type="dxa" w:w="4320"/>
+          </w:tcPr>
+          <w:p>
+            <w:pPr>
+              <w:spacing w:before="20" w:after="20"/>
+            </w:pPr>
+            <w:r>
+              <w:rPr>
+                <w:rFonts w:ascii="SimSun" w:hAnsi="SimSun" w:eastAsia="SimSun"/>
+                <w:sz w:val="17"/>
+              </w:rPr>
+              <w:t>取 r_j</w:t>
+            </w:r>
+          </w:p>
+        </w:tc>
+      </w:tr>
+      <w:tr>
+        <w:tc>
+          <w:tcPr>
+            <w:tcW w:type="dxa" w:w="4320"/>
+          </w:tcPr>
+          <w:p>
+            <w:pPr>
+              <w:spacing w:before="20" w:after="20"/>
+            </w:pPr>
+            <w:r>
+              <w:rPr>
+                <w:rFonts w:ascii="SimSun" w:hAnsi="SimSun" w:eastAsia="SimSun"/>
+                <w:sz w:val="17"/>
+              </w:rPr>
+              <w:t>配准置信度 c_reg,j</w:t>
+            </w:r>
+          </w:p>
+        </w:tc>
+        <w:tc>
+          <w:tcPr>
+            <w:tcW w:type="dxa" w:w="4320"/>
+          </w:tcPr>
+          <w:p>
+            <w:pPr>
+              <w:spacing w:before="20" w:after="20"/>
+            </w:pPr>
+            <w:r>
+              <w:rPr>
+                <w:rFonts w:ascii="SimSun" w:hAnsi="SimSun" w:eastAsia="SimSun"/>
+                <w:sz w:val="17"/>
+              </w:rPr>
+              <w:t>各已执行站位对该分块的配准支持度中的最大值；未启用配准支持项时取中性值 0.5</w:t>
+            </w:r>
+          </w:p>
+        </w:tc>
+      </w:tr>
+      <w:tr>
+        <w:tc>
+          <w:tcPr>
+            <w:tcW w:type="dxa" w:w="4320"/>
+          </w:tcPr>
+          <w:p>
+            <w:pPr>
+              <w:spacing w:before="20" w:after="20"/>
+            </w:pPr>
+            <w:r>
+              <w:rPr>
+                <w:rFonts w:ascii="SimSun" w:hAnsi="SimSun" w:eastAsia="SimSun"/>
+                <w:sz w:val="17"/>
+              </w:rPr>
+              <w:t>最佳可见率 v*_j</w:t>
+            </w:r>
+          </w:p>
+        </w:tc>
+        <w:tc>
+          <w:tcPr>
+            <w:tcW w:type="dxa" w:w="4320"/>
+          </w:tcPr>
+          <w:p>
+            <w:pPr>
+              <w:spacing w:before="20" w:after="20"/>
+            </w:pPr>
+            <w:r>
+              <w:rPr>
+                <w:rFonts w:ascii="SimSun" w:hAnsi="SimSun" w:eastAsia="SimSun"/>
+                <w:sz w:val="17"/>
+              </w:rPr>
+              <w:t>各已执行站位对该分块采样点的可见比例中的最大值</w:t>
+            </w:r>
+          </w:p>
+        </w:tc>
+      </w:tr>
+    </w:tbl>
+    <w:p/>
+    <w:p>
+      <w:pPr>
+        <w:spacing w:after="80"/>
+        <w:jc w:val="both"/>
+      </w:pPr>
+      <w:r>
+        <w:rPr>
+          <w:rFonts w:ascii="SimSun" w:hAnsi="SimSun" w:eastAsia="SimSun"/>
+        </w:rPr>
+        <w:t>由此：</w:t>
       </w:r>
     </w:p>
     <w:p>
@@ -4122,28 +4558,8 @@
       <w:r>
         <w:rPr>
           <w:rFonts w:ascii="SimSun" w:hAnsi="SimSun" w:eastAsia="SimSun"/>
-          <w:b/>
-        </w:rPr>
-        <w:t>工程重要度对照表</w:t>
-      </w:r>
-      <w:r>
-        <w:rPr>
-          <w:rFonts w:ascii="SimSun" w:hAnsi="SimSun" w:eastAsia="SimSun"/>
-        </w:rPr>
-        <w:t>（户外场站实施值，为推断取值，可按项目验收要求调整）：主变压器 1.0；断路器 0.9；隔离开关 0.8；电流电压互感器 0.8；绝缘子 0.7；母线 0.7；避雷器 0.6；构架 0.4；建筑 0.3；围栏 0.2；杂物 0.1。建筑类场景另按承重与围护结构、门窗、面层、家具的顺序取值。</w:t>
-      </w:r>
-      <w:r>
-        <w:rPr>
-          <w:rFonts w:ascii="SimSun" w:hAnsi="SimSun" w:eastAsia="SimSun"/>
-          <w:b/>
-        </w:rPr>
-        <w:t>任务分数的重要度系数 λ_imp 取 0.30；缺口阈值 τ_gap 取 0.55。</w:t>
-      </w:r>
-      <w:r>
-        <w:rPr>
-          <w:rFonts w:ascii="SimSun" w:hAnsi="SimSun" w:eastAsia="SimSun"/>
-        </w:rPr>
-        <w:t>表面采样点数按 M = clip(ceil(A/a₀), M_min, M_max) 确定，其中 A 为分块面积，实施值 a₀ = 0.25 m²/点、M_min = 16、M_max = 1024；面内采样位置由 Halton序列驱动，序列种子由分块标识的稳定摘要给出，使同一分块的任意两次评估得到相同的采样点。</w:t>
+        </w:rPr>
+        <w:t xml:space="preserve">    D_obs,j  = clip( 0.35·[C_j ≤ 0.05] + 0.25·clip((2 − n_view,j)/2, 0, 1)                     + 0.20·(1 − r_j) + 0.20·(1 − c_reg,j), 0, 1 )    D_ang,j  = clip( 1 − (0.50·f*_j + 0.30·clip(n_view,j/2, 0, 1) + 0.20·a_j), 0, 1 )    D_geo,j  = clip( 0.60·(1 − C_j) + 0.40·(1 − r_j), 0, 1 )    D_occ,j  = 1 − v*_j    D_rng,j  = 1 − clip( (该分块关联点数 / 该分块面积) / ρ_req,j, 0, 1 )</w:t>
       </w:r>
     </w:p>
     <w:p>
@@ -4154,6 +4570,184 @@
       <w:r>
         <w:rPr>
           <w:rFonts w:ascii="SimSun" w:hAnsi="SimSun" w:eastAsia="SimSun"/>
+        </w:rPr>
+        <w:t>其中 [·] 为指示函数。该分块无任何观测记录时 D_obs,j 直接取 1。</w:t>
+      </w:r>
+    </w:p>
+    <w:p>
+      <w:pPr>
+        <w:spacing w:after="80"/>
+        <w:jc w:val="both"/>
+      </w:pPr>
+      <w:r>
+        <w:rPr>
+          <w:rFonts w:ascii="SimSun" w:hAnsi="SimSun" w:eastAsia="SimSun"/>
+          <w:b/>
+        </w:rPr>
+        <w:t>各项证据在 G_gap 中的权重取相等值</w:t>
+      </w:r>
+      <w:r>
+        <w:rPr>
+          <w:rFonts w:ascii="SimSun" w:hAnsi="SimSun" w:eastAsia="SimSun"/>
+        </w:rPr>
+        <w:t>，并在各分块实际可用的证据集合 K_j 上重新归一。</w:t>
+      </w:r>
+    </w:p>
+    <w:p>
+      <w:pPr>
+        <w:spacing w:after="80"/>
+        <w:jc w:val="both"/>
+      </w:pPr>
+      <w:r>
+        <w:rPr>
+          <w:rFonts w:ascii="SimSun" w:hAnsi="SimSun" w:eastAsia="SimSun"/>
+          <w:b/>
+        </w:rPr>
+        <w:t>关于两处看似重复的加权，须一并说明</w:t>
+      </w:r>
+      <w:r>
+        <w:rPr>
+          <w:rFonts w:ascii="SimSun" w:hAnsi="SimSun" w:eastAsia="SimSun"/>
+        </w:rPr>
+        <w:t>：</w:t>
+      </w:r>
+    </w:p>
+    <w:p>
+      <w:pPr>
+        <w:spacing w:after="40"/>
+        <w:ind w:left="640" w:hanging="280"/>
+      </w:pPr>
+      <w:r>
+        <w:rPr>
+          <w:rFonts w:ascii="SimSun" w:hAnsi="SimSun" w:eastAsia="SimSun"/>
+        </w:rPr>
+        <w:t xml:space="preserve">1. </w:t>
+      </w:r>
+      <w:r>
+        <w:rPr>
+          <w:rFonts w:ascii="SimSun" w:hAnsi="SimSun" w:eastAsia="SimSun"/>
+          <w:b/>
+        </w:rPr>
+        <w:t>有效视角数同时进入 D_obs 与 D_ang</w:t>
+      </w:r>
+      <w:r>
+        <w:rPr>
+          <w:rFonts w:ascii="SimSun" w:hAnsi="SimSun" w:eastAsia="SimSun"/>
+        </w:rPr>
+        <w:t>。二者用它回答不同问题：D_obs 关心"是否有足够多的站位测到过这块表面"（观测是否成立）；D_ang 关心"这些站位的方向是否足够分散"（观测的角度条件是否良好）。前者与是否被直接观测、分辨率、配准置信度合成，后者与正视性、角度多样性合成。</w:t>
+      </w:r>
+      <w:r>
+        <w:rPr>
+          <w:rFonts w:ascii="SimSun" w:hAnsi="SimSun" w:eastAsia="SimSun"/>
+          <w:b/>
+        </w:rPr>
+        <w:t>若某实施方式认为该项重复，可将其自D_obs 中移除，其权重按上述规则在 K_j 上重新归一，不影响其余步骤。</w:t>
+      </w:r>
+    </w:p>
+    <w:p>
+      <w:pPr>
+        <w:spacing w:after="40"/>
+        <w:ind w:left="640" w:hanging="280"/>
+      </w:pPr>
+      <w:r>
+        <w:rPr>
+          <w:rFonts w:ascii="SimSun" w:hAnsi="SimSun" w:eastAsia="SimSun"/>
+        </w:rPr>
+        <w:t xml:space="preserve">2. </w:t>
+      </w:r>
+      <w:r>
+        <w:rPr>
+          <w:rFonts w:ascii="SimSun" w:hAnsi="SimSun" w:eastAsia="SimSun"/>
+          <w:b/>
+        </w:rPr>
+        <w:t>工程重要度既进入 ρ_req 又进入 G_task</w:t>
+      </w:r>
+      <w:r>
+        <w:rPr>
+          <w:rFonts w:ascii="SimSun" w:hAnsi="SimSun" w:eastAsia="SimSun"/>
+        </w:rPr>
+        <w:t>。二者作用于不同层级：进入 ρ_req 是改变</w:t>
+      </w:r>
+      <w:r>
+        <w:rPr>
+          <w:rFonts w:ascii="SimSun" w:hAnsi="SimSun" w:eastAsia="SimSun"/>
+          <w:b/>
+        </w:rPr>
+        <w:t>该构件的验收密度要求</w:t>
+      </w:r>
+      <w:r>
+        <w:rPr>
+          <w:rFonts w:ascii="SimSun" w:hAnsi="SimSun" w:eastAsia="SimSun"/>
+        </w:rPr>
+        <w:t>——重要构件要求更高的点密度才算达标，属"合格线"；进入 G_task 是改变</w:t>
+      </w:r>
+      <w:r>
+        <w:rPr>
+          <w:rFonts w:ascii="SimSun" w:hAnsi="SimSun" w:eastAsia="SimSun"/>
+          <w:b/>
+        </w:rPr>
+        <w:t>规划阶段的任务优先级</w:t>
+      </w:r>
+      <w:r>
+        <w:rPr>
+          <w:rFonts w:ascii="SimSun" w:hAnsi="SimSun" w:eastAsia="SimSun"/>
+        </w:rPr>
+        <w:t>——同样欠缺程度下重要构件更值得先扫，属"排序权重"。</w:t>
+      </w:r>
+      <w:r>
+        <w:rPr>
+          <w:rFonts w:ascii="SimSun" w:hAnsi="SimSun" w:eastAsia="SimSun"/>
+          <w:b/>
+        </w:rPr>
+        <w:t>这是有意的设计，不是同一作用的两次计入。</w:t>
+      </w:r>
+      <w:r>
+        <w:rPr>
+          <w:rFonts w:ascii="SimSun" w:hAnsi="SimSun" w:eastAsia="SimSun"/>
+        </w:rPr>
+        <w:t xml:space="preserve"> 若某实施方式只需其一，可将另一处的系数取 0。</w:t>
+      </w:r>
+    </w:p>
+    <w:p>
+      <w:pPr>
+        <w:spacing w:after="80"/>
+        <w:jc w:val="both"/>
+      </w:pPr>
+      <w:r>
+        <w:rPr>
+          <w:rFonts w:ascii="SimSun" w:hAnsi="SimSun" w:eastAsia="SimSun"/>
+          <w:b/>
+        </w:rPr>
+        <w:t>工程重要度对照表</w:t>
+      </w:r>
+      <w:r>
+        <w:rPr>
+          <w:rFonts w:ascii="SimSun" w:hAnsi="SimSun" w:eastAsia="SimSun"/>
+        </w:rPr>
+        <w:t>（户外场站实施值，为推断取值，可按项目验收要求调整）：主变压器 1.0；断路器 0.9；隔离开关 0.8；电流电压互感器 0.8；绝缘子 0.7；母线 0.7；避雷器 0.6；构架 0.4；建筑 0.3；围栏 0.2；杂物 0.1。建筑类场景另按承重与围护结构、门窗、面层、家具的顺序取值。</w:t>
+      </w:r>
+      <w:r>
+        <w:rPr>
+          <w:rFonts w:ascii="SimSun" w:hAnsi="SimSun" w:eastAsia="SimSun"/>
+          <w:b/>
+        </w:rPr>
+        <w:t>任务分数的重要度系数 λ_imp 取 0.30；缺口阈值 τ_gap 取 0.55。</w:t>
+      </w:r>
+      <w:r>
+        <w:rPr>
+          <w:rFonts w:ascii="SimSun" w:hAnsi="SimSun" w:eastAsia="SimSun"/>
+        </w:rPr>
+        <w:t>表面采样点数按 M = clip(ceil(A/a₀), M_min, M_max) 确定，其中 A 为分块面积，实施值 a₀ = 0.25 m²/点、M_min = 16、M_max = 1024；面内采样位置由 Halton序列驱动，序列种子由分块标识的稳定摘要给出，使同一分块的任意两次评估得到相同的采样点。</w:t>
+      </w:r>
+    </w:p>
+    <w:p>
+      <w:pPr>
+        <w:spacing w:after="80"/>
+        <w:jc w:val="both"/>
+      </w:pPr>
+      <w:r>
+        <w:rPr>
+          <w:rFonts w:ascii="SimSun" w:hAnsi="SimSun" w:eastAsia="SimSun"/>
           <w:b/>
         </w:rPr>
         <w:t>M_min 不取更小值的原因</w:t>
@@ -4288,7 +4882,7 @@
         <w:rPr>
           <w:rFonts w:ascii="SimSun" w:hAnsi="SimSun" w:eastAsia="SimSun"/>
         </w:rPr>
-        <w:t>每构件取不超过 2 个表面分块；目标分块集合容量取 min(max(2×构件数, 60), 400)。距离档取最优距离的 0.4、0.8、1.4 倍（最优距离 10 m 时为 4 m、8 m、14 m）；栅格节点候选的间距取 10 m；去重半径 r_dup 取 3 m；投影上限取 2 m。</w:t>
+        <w:t>每构件取不超过 2 个缺口表面分块；目标分块集合容量取 min(max(2×有缺口构件数, 60),400)。</w:t>
       </w:r>
     </w:p>
     <w:p>
@@ -4301,13 +4895,39 @@
           <w:rFonts w:ascii="SimSun" w:hAnsi="SimSun" w:eastAsia="SimSun"/>
           <w:b/>
         </w:rPr>
-        <w:t>上述数值为户外场站的实施值。</w:t>
-      </w:r>
-      <w:r>
-        <w:rPr>
-          <w:rFonts w:ascii="SimSun" w:hAnsi="SimSun" w:eastAsia="SimSun"/>
-        </w:rPr>
-        <w:t xml:space="preserve"> 在一栋真实建筑上，房间尺度只有数米，距离档需改取 1.5 m、3 m、5 m，栅格节点间距改取 3 m，去重半径改取 1 m；否则候选点全部落入墙体内部而投影失败。这说明上述数值是随场景尺度配置的参数，不是固定值。</w:t>
+        <w:t>裁减规则与其适用范围</w:t>
+      </w:r>
+      <w:r>
+        <w:rPr>
+          <w:rFonts w:ascii="SimSun" w:hAnsi="SimSun" w:eastAsia="SimSun"/>
+        </w:rPr>
+        <w:t>：先将全部缺口表面分块按 G_task 与面积之积降序排列，再按构件取每构件前不超过 2 个（保持上述全局降序），最后截取前若干个至容量上限。因此当 2×有缺口构件数不超过容量上限时（本实施方式即有缺口构件数不超过 200 时），按构件取出的分块总数不超过容量，</w:t>
+      </w:r>
+      <w:r>
+        <w:rPr>
+          <w:rFonts w:ascii="SimSun" w:hAnsi="SimSun" w:eastAsia="SimSun"/>
+          <w:b/>
+        </w:rPr>
+        <w:t>每一有缺口构件均有分块入选</w:t>
+      </w:r>
+      <w:r>
+        <w:rPr>
+          <w:rFonts w:ascii="SimSun" w:hAnsi="SimSun" w:eastAsia="SimSun"/>
+        </w:rPr>
+        <w:t>；当有缺口构件数超过 200 时，截取会按上述全局降序丢弃末尾，</w:t>
+      </w:r>
+      <w:r>
+        <w:rPr>
+          <w:rFonts w:ascii="SimSun" w:hAnsi="SimSun" w:eastAsia="SimSun"/>
+          <w:b/>
+        </w:rPr>
+        <w:t>排序靠后的构件可能无分块入选</w:t>
+      </w:r>
+      <w:r>
+        <w:rPr>
+          <w:rFonts w:ascii="SimSun" w:hAnsi="SimSun" w:eastAsia="SimSun"/>
+        </w:rPr>
+        <w:t>。若某实施方式要求在任何规模下都保证每构件至少一项，应改为先为每一有缺口构件保留一项、再按上述降序分配剩余名额；本实施方式未采用该改法。距离档取最优距离的 0.4、0.8、1.4 倍（最优距离 10 m 时为 4 m、8 m、14 m）；栅格节点候选的间距取 10 m；去重半径 r_dup 取 3 m；投影上限取 2 m。</w:t>
       </w:r>
     </w:p>
     <w:p>
@@ -4318,6 +4938,25 @@
       <w:r>
         <w:rPr>
           <w:rFonts w:ascii="SimSun" w:hAnsi="SimSun" w:eastAsia="SimSun"/>
+          <w:b/>
+        </w:rPr>
+        <w:t>上述数值为户外场站的实施值。</w:t>
+      </w:r>
+      <w:r>
+        <w:rPr>
+          <w:rFonts w:ascii="SimSun" w:hAnsi="SimSun" w:eastAsia="SimSun"/>
+        </w:rPr>
+        <w:t xml:space="preserve"> 在一栋真实建筑上，房间尺度只有数米，距离档需改取 1.5 m、3 m、5 m，栅格节点间距改取 3 m，去重半径改取 1 m；否则候选点全部落入墙体内部而投影失败。这说明上述数值是随场景尺度配置的参数，不是固定值。</w:t>
+      </w:r>
+    </w:p>
+    <w:p>
+      <w:pPr>
+        <w:spacing w:after="80"/>
+        <w:jc w:val="both"/>
+      </w:pPr>
+      <w:r>
+        <w:rPr>
+          <w:rFonts w:ascii="SimSun" w:hAnsi="SimSun" w:eastAsia="SimSun"/>
         </w:rPr>
         <w:t>单源最短路求解采用八邻域 Dijkstra，对角移动的代价取 √2，且要求对角移动的两个正交邻格均为自由栅格（防止贴角穿越障碍）。</w:t>
       </w:r>
@@ -4416,7 +5055,7 @@
         <w:rPr>
           <w:rFonts w:ascii="SimSun" w:hAnsi="SimSun" w:eastAsia="SimSun"/>
         </w:rPr>
-        <w:t>。该函数单调且子模。边际收益取"将候选加入当前已选集合前后 F(S) 的增量"；等效成本取ℓ(v) + t_scan · v_move，其中 t_scan 为单站作业耗时、v_move 为行进速度，实施值180 s 与 0.5 m/s，即等效路径代价 90 m。采用惰性贪心按边际收益与等效成本之比选取，并与"单点最优"取大。</w:t>
+        <w:t>。该函数单调且子模。边际收益取"将候选加入当前已选集合前后 F(S) 的增量"；等效成本取ℓ(v) + t_scan · v_move，其中 t_scan 为单站作业耗时、v_move 为行进速度，实施值180 s 与 0.5 m/s，即等效路径代价 90 m。采用惰性贪心按边际收益与等效成本之比依次选取，得到站位集合 S。</w:t>
       </w:r>
     </w:p>
     <w:p>
@@ -4429,13 +5068,13 @@
           <w:rFonts w:ascii="SimSun" w:hAnsi="SimSun" w:eastAsia="SimSun"/>
           <w:b/>
         </w:rPr>
-        <w:t>等效成本与预算是两回事。</w:t>
-      </w:r>
-      <w:r>
-        <w:rPr>
-          <w:rFonts w:ascii="SimSun" w:hAnsi="SimSun" w:eastAsia="SimSun"/>
-        </w:rPr>
-        <w:t xml:space="preserve"> 预算 B 只计移动路径（单位：米）；t_scan · v_move 这一项只进入候选之间的比值比较，其作用是防止比值贪心过度偏好近站而反复在原地附近架站。</w:t>
+        <w:t>与单点最优取大</w:t>
+      </w:r>
+      <w:r>
+        <w:rPr>
+          <w:rFonts w:ascii="SimSun" w:hAnsi="SimSun" w:eastAsia="SimSun"/>
+        </w:rPr>
+        <w:t>：在满足 cost(v) ≤ B_sel 的候选中，取使一阶收益Σ_j gains_j · q′(j,v) 最大者，记为 v*；比较 F({v*}) 与 F(S)，若前者更大则改取{v*} 作为本步骤的输出。该步骤用于恢复预算约束下贪心的近似保证。</w:t>
       </w:r>
     </w:p>
     <w:p>
@@ -4446,21 +5085,15 @@
       <w:r>
         <w:rPr>
           <w:rFonts w:ascii="SimSun" w:hAnsi="SimSun" w:eastAsia="SimSun"/>
-        </w:rPr>
-        <w:t>由于候选的等效成本中含有 t_scan · v_move，若直接以 B 作为惰性贪心的累计上限，会因量纲不一致而过早截断。为此，本步骤内部另设一个</w:t>
-      </w:r>
-      <w:r>
-        <w:rPr>
-          <w:rFonts w:ascii="SimSun" w:hAnsi="SimSun" w:eastAsia="SimSun"/>
           <w:b/>
         </w:rPr>
-        <w:t>仅用于集合选择的比较阈值</w:t>
-      </w:r>
-      <w:r>
-        <w:rPr>
-          <w:rFonts w:ascii="SimSun" w:hAnsi="SimSun" w:eastAsia="SimSun"/>
-        </w:rPr>
-        <w:t>：</w:t>
+        <w:t>等效成本与预算是两回事。</w:t>
+      </w:r>
+      <w:r>
+        <w:rPr>
+          <w:rFonts w:ascii="SimSun" w:hAnsi="SimSun" w:eastAsia="SimSun"/>
+        </w:rPr>
+        <w:t xml:space="preserve"> 预算 B 只计移动路径（单位：米）；t_scan · v_move 这一项只进入候选之间的比值比较，其作用是防止比值贪心过度偏好近站而反复在原地附近架站。</w:t>
       </w:r>
     </w:p>
     <w:p>
@@ -4472,7 +5105,46 @@
         <w:rPr>
           <w:rFonts w:ascii="SimSun" w:hAnsi="SimSun" w:eastAsia="SimSun"/>
         </w:rPr>
-        <w:t xml:space="preserve">    B_sel = B + n_rem · t_scan · v_move</w:t>
+        <w:t xml:space="preserve">B、ℓ(v)、t_scan · v_move 与下式的 B_sel </w:t>
+      </w:r>
+      <w:r>
+        <w:rPr>
+          <w:rFonts w:ascii="SimSun" w:hAnsi="SimSun" w:eastAsia="SimSun"/>
+          <w:b/>
+        </w:rPr>
+        <w:t>单位同为米</w:t>
+      </w:r>
+      <w:r>
+        <w:rPr>
+          <w:rFonts w:ascii="SimSun" w:hAnsi="SimSun" w:eastAsia="SimSun"/>
+        </w:rPr>
+        <w:t>，不存在量纲不一致。问题在</w:t>
+      </w:r>
+      <w:r>
+        <w:rPr>
+          <w:rFonts w:ascii="SimSun" w:hAnsi="SimSun" w:eastAsia="SimSun"/>
+          <w:b/>
+        </w:rPr>
+        <w:t>组成口径不同</w:t>
+      </w:r>
+      <w:r>
+        <w:rPr>
+          <w:rFonts w:ascii="SimSun" w:hAnsi="SimSun" w:eastAsia="SimSun"/>
+        </w:rPr>
+        <w:t>：B 只计移动路径，而候选的等效成本另含单站作业耗时折算的等效路径量，若直接以 B 作为惰性贪心的累计上限，选到第二站时累计成本就会超出 B 而过早截断。为此，本步骤内部另设一个</w:t>
+      </w:r>
+      <w:r>
+        <w:rPr>
+          <w:rFonts w:ascii="SimSun" w:hAnsi="SimSun" w:eastAsia="SimSun"/>
+          <w:b/>
+        </w:rPr>
+        <w:t>仅用于集合选择的比较阈值</w:t>
+      </w:r>
+      <w:r>
+        <w:rPr>
+          <w:rFonts w:ascii="SimSun" w:hAnsi="SimSun" w:eastAsia="SimSun"/>
+        </w:rPr>
+        <w:t>：</w:t>
       </w:r>
     </w:p>
     <w:p>
@@ -4484,8 +5156,39 @@
         <w:rPr>
           <w:rFonts w:ascii="SimSun" w:hAnsi="SimSun" w:eastAsia="SimSun"/>
         </w:rPr>
-        <w:t>其中 n_rem 为按站位数上限计算的本次作业剩余可执行站数。</w:t>
-      </w:r>
+        <w:t xml:space="preserve">    B_sel = B + n_rem · t_scan · v_move</w:t>
+      </w:r>
+    </w:p>
+    <w:p>
+      <w:pPr>
+        <w:spacing w:after="80"/>
+        <w:jc w:val="both"/>
+      </w:pPr>
+      <w:r>
+        <w:rPr>
+          <w:rFonts w:ascii="SimSun" w:hAnsi="SimSun" w:eastAsia="SimSun"/>
+        </w:rPr>
+        <w:t xml:space="preserve">其中 </w:t>
+      </w:r>
+      <w:r>
+        <w:rPr>
+          <w:rFonts w:ascii="SimSun" w:hAnsi="SimSun" w:eastAsia="SimSun"/>
+          <w:b/>
+        </w:rPr>
+        <w:t>n_rem = 站位数上限 − 已执行的站位数</w:t>
+      </w:r>
+      <w:r>
+        <w:rPr>
+          <w:rFonts w:ascii="SimSun" w:hAnsi="SimSun" w:eastAsia="SimSun"/>
+        </w:rPr>
+        <w:t>；站位数上限是本次补充扫描作业允许执行的站位总数，与 B 一同在作业开始前给定（实施值见实施例）。</w:t>
+      </w:r>
+    </w:p>
+    <w:p>
+      <w:pPr>
+        <w:spacing w:after="80"/>
+        <w:jc w:val="both"/>
+      </w:pPr>
       <w:r>
         <w:rPr>
           <w:rFonts w:ascii="SimSun" w:hAnsi="SimSun" w:eastAsia="SimSun"/>
@@ -5848,7 +6551,7 @@
                 <w:rFonts w:ascii="SimSun" w:hAnsi="SimSun" w:eastAsia="SimSun"/>
                 <w:sz w:val="17"/>
               </w:rPr>
-              <w:t>当前位姿至 v 的可通行路径代价</w:t>
+              <w:t>当前位置至 v 的可通行路径代价</w:t>
             </w:r>
           </w:p>
         </w:tc>
@@ -8881,6 +9584,78 @@
                 <w:sz w:val="17"/>
               </w:rPr>
               <w:t>该分块覆盖率取 0</w:t>
+            </w:r>
+          </w:p>
+        </w:tc>
+      </w:tr>
+      <w:tr>
+        <w:tc>
+          <w:tcPr>
+            <w:tcW w:type="dxa" w:w="4320"/>
+          </w:tcPr>
+          <w:p>
+            <w:pPr>
+              <w:spacing w:before="20" w:after="20"/>
+            </w:pPr>
+            <w:r>
+              <w:rPr>
+                <w:rFonts w:ascii="SimSun" w:hAnsi="SimSun" w:eastAsia="SimSun"/>
+                <w:sz w:val="17"/>
+              </w:rPr>
+              <w:t>规则 C 中本轮各候选的收益增量最大值为 0（例如全部候选均无新增覆盖）</w:t>
+            </w:r>
+          </w:p>
+        </w:tc>
+        <w:tc>
+          <w:tcPr>
+            <w:tcW w:type="dxa" w:w="4320"/>
+          </w:tcPr>
+          <w:p>
+            <w:pPr>
+              <w:spacing w:before="20" w:after="20"/>
+            </w:pPr>
+            <w:r>
+              <w:rPr>
+                <w:rFonts w:ascii="SimSun" w:hAnsi="SimSun" w:eastAsia="SimSun"/>
+                <w:sz w:val="17"/>
+              </w:rPr>
+              <w:t>该归一基准取 1，故归一收益项统一为 0</w:t>
+            </w:r>
+          </w:p>
+        </w:tc>
+      </w:tr>
+      <w:tr>
+        <w:tc>
+          <w:tcPr>
+            <w:tcW w:type="dxa" w:w="4320"/>
+          </w:tcPr>
+          <w:p>
+            <w:pPr>
+              <w:spacing w:before="20" w:after="20"/>
+            </w:pPr>
+            <w:r>
+              <w:rPr>
+                <w:rFonts w:ascii="SimSun" w:hAnsi="SimSun" w:eastAsia="SimSun"/>
+                <w:sz w:val="17"/>
+              </w:rPr>
+              <w:t>规则 C 中本轮各候选的可通行路径代价最大值为 0（例如全部候选均在当前位置）</w:t>
+            </w:r>
+          </w:p>
+        </w:tc>
+        <w:tc>
+          <w:tcPr>
+            <w:tcW w:type="dxa" w:w="4320"/>
+          </w:tcPr>
+          <w:p>
+            <w:pPr>
+              <w:spacing w:before="20" w:after="20"/>
+            </w:pPr>
+            <w:r>
+              <w:rPr>
+                <w:rFonts w:ascii="SimSun" w:hAnsi="SimSun" w:eastAsia="SimSun"/>
+                <w:sz w:val="17"/>
+              </w:rPr>
+              <w:t>该归一基准取 1，故归一路径项统一为 0</w:t>
             </w:r>
           </w:p>
         </w:tc>

--- a/交付_20260809_补充扫描规划专利/01_申请文件/B_说明书_代理人审阅稿.docx
+++ b/交付_20260809_补充扫描规划专利/01_申请文件/B_说明书_代理人审阅稿.docx
@@ -1108,39 +1108,33 @@
           <w:rFonts w:ascii="SimSun" w:hAnsi="SimSun" w:eastAsia="SimSun"/>
           <w:b/>
         </w:rPr>
-        <w:t>D_geo 与 D_rng 的区别</w:t>
-      </w:r>
-      <w:r>
-        <w:rPr>
-          <w:rFonts w:ascii="SimSun" w:hAnsi="SimSun" w:eastAsia="SimSun"/>
-        </w:rPr>
-        <w:t>：D_geo 中的密度比是相对于</w:t>
+        <w:t>D_geo 与 D_rng 之间存在有意保留的部分重叠，须如实说明</w:t>
+      </w:r>
+      <w:r>
+        <w:rPr>
+          <w:rFonts w:ascii="SimSun" w:hAnsi="SimSun" w:eastAsia="SimSun"/>
+        </w:rPr>
+        <w:t>：本实施方式中二者使用</w:t>
       </w:r>
       <w:r>
         <w:rPr>
           <w:rFonts w:ascii="SimSun" w:hAnsi="SimSun" w:eastAsia="SimSun"/>
           <w:b/>
         </w:rPr>
-        <w:t>统一参考密度</w:t>
-      </w:r>
-      <w:r>
-        <w:rPr>
-          <w:rFonts w:ascii="SimSun" w:hAnsi="SimSun" w:eastAsia="SimSun"/>
-        </w:rPr>
-        <w:t>的，与覆盖率合成为"几何完整性"这一项；D_rng 则是相对于</w:t>
+        <w:t>同一个密度比</w:t>
+      </w:r>
+      <w:r>
+        <w:rPr>
+          <w:rFonts w:ascii="SimSun" w:hAnsi="SimSun" w:eastAsia="SimSun"/>
+        </w:rPr>
+        <w:t xml:space="preserve"> r_j（定义见 8.2），即 D_rng = 1 − r_j，而 D_geo 中的密度项亦为1 − r_j，权重 0.40。因此该密度统计在 G_gap 中被计入两次——一次单独作为 D_rng，一次作为 D_geo 的一个分量与覆盖率合成。</w:t>
       </w:r>
       <w:r>
         <w:rPr>
           <w:rFonts w:ascii="SimSun" w:hAnsi="SimSun" w:eastAsia="SimSun"/>
           <w:b/>
         </w:rPr>
-        <w:t>按该分块工程重要度缩放后的所需密度ρ_req</w:t>
-      </w:r>
-      <w:r>
-        <w:rPr>
-          <w:rFonts w:ascii="SimSun" w:hAnsi="SimSun" w:eastAsia="SimSun"/>
-        </w:rPr>
-        <w:t xml:space="preserve"> 的，回答的是"对这一类构件而言够不够"。两者的分母不同，不是同一个量。若某实施方式只需其中一项，可只启用该项，其权重按下式重新归一。</w:t>
+        <w:t>这不是两个分母不同的独立量。</w:t>
       </w:r>
     </w:p>
     <w:p>
@@ -1152,20 +1146,33 @@
         <w:rPr>
           <w:rFonts w:ascii="SimSun" w:hAnsi="SimSun" w:eastAsia="SimSun"/>
         </w:rPr>
-        <w:t>可选地还可采用语义证据与材料证据。</w:t>
+        <w:t>保留这一重叠的理由是二者的组合层级不同：D_geo 把密度与</w:t>
       </w:r>
       <w:r>
         <w:rPr>
           <w:rFonts w:ascii="SimSun" w:hAnsi="SimSun" w:eastAsia="SimSun"/>
           <w:b/>
         </w:rPr>
-        <w:t>全部缺口证据统一转换为"数值越大表示缺口越严重"的方向，取值范围 [0, 1]。</w:t>
-      </w:r>
-      <w:r>
-        <w:rPr>
-          <w:rFonts w:ascii="SimSun" w:hAnsi="SimSun" w:eastAsia="SimSun"/>
-        </w:rPr>
-        <w:t xml:space="preserve"> 某一项证据不可获得时（例如无材料信息），该项自可用指标集合中剔除，不按 0 或最大值处理，其权重按 (d) 重新归一。</w:t>
+        <w:t>空间覆盖率</w:t>
+      </w:r>
+      <w:r>
+        <w:rPr>
+          <w:rFonts w:ascii="SimSun" w:hAnsi="SimSun" w:eastAsia="SimSun"/>
+        </w:rPr>
+        <w:t>合成，回答"这块表面扫到了多大面积、扫到的地方够不够密"；D_rng 单独给出密度是否达标。</w:t>
+      </w:r>
+      <w:r>
+        <w:rPr>
+          <w:rFonts w:ascii="SimSun" w:hAnsi="SimSun" w:eastAsia="SimSun"/>
+          <w:b/>
+        </w:rPr>
+        <w:t>若某实施方式认为该重叠不可接受，可只启用其中一项</w:t>
+      </w:r>
+      <w:r>
+        <w:rPr>
+          <w:rFonts w:ascii="SimSun" w:hAnsi="SimSun" w:eastAsia="SimSun"/>
+        </w:rPr>
+        <w:t>，另一项自可用证据集合 K_j中剔除，其权重按下式重新归一，不影响其余步骤。</w:t>
       </w:r>
     </w:p>
     <w:p>
@@ -1176,15 +1183,21 @@
       <w:r>
         <w:rPr>
           <w:rFonts w:ascii="SimSun" w:hAnsi="SimSun" w:eastAsia="SimSun"/>
+        </w:rPr>
+        <w:t>可选地还可采用语义证据与材料证据。</w:t>
+      </w:r>
+      <w:r>
+        <w:rPr>
+          <w:rFonts w:ascii="SimSun" w:hAnsi="SimSun" w:eastAsia="SimSun"/>
           <w:b/>
         </w:rPr>
-        <w:t>(d) 缺口分数与任务分数。</w:t>
-      </w:r>
-      <w:r>
-        <w:rPr>
-          <w:rFonts w:ascii="SimSun" w:hAnsi="SimSun" w:eastAsia="SimSun"/>
-        </w:rPr>
-        <w:t xml:space="preserve"> 缺口分数由可用缺口证据加权求和得到：</w:t>
+        <w:t>全部缺口证据统一转换为"数值越大表示缺口越严重"的方向，取值范围 [0, 1]。</w:t>
+      </w:r>
+      <w:r>
+        <w:rPr>
+          <w:rFonts w:ascii="SimSun" w:hAnsi="SimSun" w:eastAsia="SimSun"/>
+        </w:rPr>
+        <w:t xml:space="preserve"> 某一项证据不可获得时（例如无材料信息），该项自可用指标集合中剔除，不按 0 或最大值处理，其权重按 (d) 重新归一。</w:t>
       </w:r>
     </w:p>
     <w:p>
@@ -1195,8 +1208,15 @@
       <w:r>
         <w:rPr>
           <w:rFonts w:ascii="SimSun" w:hAnsi="SimSun" w:eastAsia="SimSun"/>
-        </w:rPr>
-        <w:t xml:space="preserve">    G_gap,j = Σ_{k ∈ K_j} w̃_{j,k} · D_{j,k}</w:t>
+          <w:b/>
+        </w:rPr>
+        <w:t>(d) 缺口分数与任务分数。</w:t>
+      </w:r>
+      <w:r>
+        <w:rPr>
+          <w:rFonts w:ascii="SimSun" w:hAnsi="SimSun" w:eastAsia="SimSun"/>
+        </w:rPr>
+        <w:t xml:space="preserve"> 缺口分数由可用缺口证据加权求和得到：</w:t>
       </w:r>
     </w:p>
     <w:p>
@@ -1208,7 +1228,7 @@
         <w:rPr>
           <w:rFonts w:ascii="SimSun" w:hAnsi="SimSun" w:eastAsia="SimSun"/>
         </w:rPr>
-        <w:t>其中 K_j 为分块 j 上可用的缺口证据下标集合，D_{j,k} 为第 k 项证据，w̃_{j,k} 为在 K_j 上重新归一后的权重，即 w̃_{j,k} = w_k / Σ_{k' ∈ K_j} w_{k'}，从而Σ_{k ∈ K_j} w̃_{j,k} = 1，G_gap,j ∈ [0, 1]。</w:t>
+        <w:t xml:space="preserve">    G_gap,j = Σ_{k ∈ K_j} w̃_{j,k} · D_{j,k}</w:t>
       </w:r>
     </w:p>
     <w:p>
@@ -1220,20 +1240,7 @@
         <w:rPr>
           <w:rFonts w:ascii="SimSun" w:hAnsi="SimSun" w:eastAsia="SimSun"/>
         </w:rPr>
-        <w:t>任务分数在缺口分数基础上按所属构件的</w:t>
-      </w:r>
-      <w:r>
-        <w:rPr>
-          <w:rFonts w:ascii="SimSun" w:hAnsi="SimSun" w:eastAsia="SimSun"/>
-          <w:b/>
-        </w:rPr>
-        <w:t>工程重要度</w:t>
-      </w:r>
-      <w:r>
-        <w:rPr>
-          <w:rFonts w:ascii="SimSun" w:hAnsi="SimSun" w:eastAsia="SimSun"/>
-        </w:rPr>
-        <w:t xml:space="preserve"> E_j 加权：</w:t>
+        <w:t>其中 K_j 为分块 j 上可用的缺口证据下标集合，D_{j,k} 为第 k 项证据，w̃_{j,k} 为在 K_j 上重新归一后的权重，即 w̃_{j,k} = w_k / Σ_{k' ∈ K_j} w_{k'}，从而Σ_{k ∈ K_j} w̃_{j,k} = 1，G_gap,j ∈ [0, 1]。</w:t>
       </w:r>
     </w:p>
     <w:p>
@@ -1245,7 +1252,20 @@
         <w:rPr>
           <w:rFonts w:ascii="SimSun" w:hAnsi="SimSun" w:eastAsia="SimSun"/>
         </w:rPr>
-        <w:t xml:space="preserve">    G_task,j = clip( G_gap,j · (1 + λ_imp · E_j), 0, 2 )</w:t>
+        <w:t>任务分数在缺口分数基础上按所属构件的</w:t>
+      </w:r>
+      <w:r>
+        <w:rPr>
+          <w:rFonts w:ascii="SimSun" w:hAnsi="SimSun" w:eastAsia="SimSun"/>
+          <w:b/>
+        </w:rPr>
+        <w:t>工程重要度</w:t>
+      </w:r>
+      <w:r>
+        <w:rPr>
+          <w:rFonts w:ascii="SimSun" w:hAnsi="SimSun" w:eastAsia="SimSun"/>
+        </w:rPr>
+        <w:t xml:space="preserve"> E_j 加权：</w:t>
       </w:r>
     </w:p>
     <w:p>
@@ -1257,7 +1277,7 @@
         <w:rPr>
           <w:rFonts w:ascii="SimSun" w:hAnsi="SimSun" w:eastAsia="SimSun"/>
         </w:rPr>
-        <w:t>其中 E_j ∈ [0, 1] 由所属构件的语义类别按预设对照表给出（实施值见 8.2），λ_imp 为重要度系数（实施值 0.30，见 8.2）。</w:t>
+        <w:t xml:space="preserve">    G_task,j = clip( G_gap,j · (1 + λ_imp · E_j), 0, 2 )</w:t>
       </w:r>
     </w:p>
     <w:p>
@@ -1268,41 +1288,8 @@
       <w:r>
         <w:rPr>
           <w:rFonts w:ascii="SimSun" w:hAnsi="SimSun" w:eastAsia="SimSun"/>
-          <w:b/>
-        </w:rPr>
-        <w:t>(e) 缺口表面分块的判定。</w:t>
-      </w:r>
-      <w:r>
-        <w:rPr>
-          <w:rFonts w:ascii="SimSun" w:hAnsi="SimSun" w:eastAsia="SimSun"/>
-        </w:rPr>
-        <w:t xml:space="preserve"> 当 G_gap,j 不小于预设缺口阈值 τ_gap 时，将表面分块 j判定为</w:t>
-      </w:r>
-      <w:r>
-        <w:rPr>
-          <w:rFonts w:ascii="SimSun" w:hAnsi="SimSun" w:eastAsia="SimSun"/>
-          <w:b/>
-        </w:rPr>
-        <w:t>缺口表面分块</w:t>
-      </w:r>
-      <w:r>
-        <w:rPr>
-          <w:rFonts w:ascii="SimSun" w:hAnsi="SimSun" w:eastAsia="SimSun"/>
-        </w:rPr>
-        <w:t>。S3 的目标筛选、S5 集合收益函数的求和范围、以及 S8 中"仍存在缺口的表面分块"这一循环条件，</w:t>
-      </w:r>
-      <w:r>
-        <w:rPr>
-          <w:rFonts w:ascii="SimSun" w:hAnsi="SimSun" w:eastAsia="SimSun"/>
-          <w:b/>
-        </w:rPr>
-        <w:t>均以该判定为准</w:t>
-      </w:r>
-      <w:r>
-        <w:rPr>
-          <w:rFonts w:ascii="SimSun" w:hAnsi="SimSun" w:eastAsia="SimSun"/>
-        </w:rPr>
-        <w:t>。</w:t>
+        </w:rPr>
+        <w:t>其中 E_j ∈ [0, 1] 由所属构件的语义类别按预设对照表给出（实施值见 8.2），λ_imp 为重要度系数（实施值 0.30，见 8.2）。</w:t>
       </w:r>
     </w:p>
     <w:p>
@@ -1315,13 +1302,39 @@
           <w:rFonts w:ascii="SimSun" w:hAnsi="SimSun" w:eastAsia="SimSun"/>
           <w:b/>
         </w:rPr>
-        <w:t>S2 移动平台可通行空间构建。</w:t>
-      </w:r>
-      <w:r>
-        <w:rPr>
-          <w:rFonts w:ascii="SimSun" w:hAnsi="SimSun" w:eastAsia="SimSun"/>
-        </w:rPr>
-        <w:t xml:space="preserve"> 在场地平面上建立分辨率为 res 的二维栅格。</w:t>
+        <w:t>(e) 缺口表面分块的判定。</w:t>
+      </w:r>
+      <w:r>
+        <w:rPr>
+          <w:rFonts w:ascii="SimSun" w:hAnsi="SimSun" w:eastAsia="SimSun"/>
+        </w:rPr>
+        <w:t xml:space="preserve"> 当 G_gap,j 不小于预设缺口阈值 τ_gap 时，将表面分块 j判定为</w:t>
+      </w:r>
+      <w:r>
+        <w:rPr>
+          <w:rFonts w:ascii="SimSun" w:hAnsi="SimSun" w:eastAsia="SimSun"/>
+          <w:b/>
+        </w:rPr>
+        <w:t>缺口表面分块</w:t>
+      </w:r>
+      <w:r>
+        <w:rPr>
+          <w:rFonts w:ascii="SimSun" w:hAnsi="SimSun" w:eastAsia="SimSun"/>
+        </w:rPr>
+        <w:t>。S3 的目标筛选、S5 集合收益函数的求和范围、以及 S8 中"仍存在缺口的表面分块"这一循环条件，</w:t>
+      </w:r>
+      <w:r>
+        <w:rPr>
+          <w:rFonts w:ascii="SimSun" w:hAnsi="SimSun" w:eastAsia="SimSun"/>
+          <w:b/>
+        </w:rPr>
+        <w:t>均以该判定为准</w:t>
+      </w:r>
+      <w:r>
+        <w:rPr>
+          <w:rFonts w:ascii="SimSun" w:hAnsi="SimSun" w:eastAsia="SimSun"/>
+        </w:rPr>
+        <w:t>。</w:t>
       </w:r>
     </w:p>
     <w:p>
@@ -1334,26 +1347,13 @@
           <w:rFonts w:ascii="SimSun" w:hAnsi="SimSun" w:eastAsia="SimSun"/>
           <w:b/>
         </w:rPr>
-        <w:t>平面占位</w:t>
-      </w:r>
-      <w:r>
-        <w:rPr>
-          <w:rFonts w:ascii="SimSun" w:hAnsi="SimSun" w:eastAsia="SimSun"/>
-        </w:rPr>
-        <w:t>指构件的三维几何在场地水平面上的投影区域。</w:t>
-      </w:r>
-      <w:r>
-        <w:rPr>
-          <w:rFonts w:ascii="SimSun" w:hAnsi="SimSun" w:eastAsia="SimSun"/>
-          <w:b/>
-        </w:rPr>
-        <w:t>全部高度量（顶面高度、底面离地净空、以及 S7a 的地面高度阈值 z₀）均相对于该构件所在作业区域的地面基准面测量</w:t>
-      </w:r>
-      <w:r>
-        <w:rPr>
-          <w:rFonts w:ascii="SimSun" w:hAnsi="SimSun" w:eastAsia="SimSun"/>
-        </w:rPr>
-        <w:t>，不是相对于设计模型的全局坐标原点。</w:t>
+        <w:t>S2 移动平台可通行空间构建。</w:t>
+      </w:r>
+      <w:r>
+        <w:rPr>
+          <w:rFonts w:ascii="SimSun" w:hAnsi="SimSun" w:eastAsia="SimSun"/>
+        </w:rPr>
+        <w:t xml:space="preserve"> 在场地平面上建立分辨率为 res 的二维栅格。</w:t>
       </w:r>
     </w:p>
     <w:p>
@@ -1364,6 +1364,38 @@
       <w:r>
         <w:rPr>
           <w:rFonts w:ascii="SimSun" w:hAnsi="SimSun" w:eastAsia="SimSun"/>
+          <w:b/>
+        </w:rPr>
+        <w:t>平面占位</w:t>
+      </w:r>
+      <w:r>
+        <w:rPr>
+          <w:rFonts w:ascii="SimSun" w:hAnsi="SimSun" w:eastAsia="SimSun"/>
+        </w:rPr>
+        <w:t>指构件的三维几何在场地水平面上的投影区域。</w:t>
+      </w:r>
+      <w:r>
+        <w:rPr>
+          <w:rFonts w:ascii="SimSun" w:hAnsi="SimSun" w:eastAsia="SimSun"/>
+          <w:b/>
+        </w:rPr>
+        <w:t>全部高度量（顶面高度、底面离地净空、以及 S7a 的地面高度阈值 z₀）均相对于该构件所在作业区域的地面基准面测量</w:t>
+      </w:r>
+      <w:r>
+        <w:rPr>
+          <w:rFonts w:ascii="SimSun" w:hAnsi="SimSun" w:eastAsia="SimSun"/>
+        </w:rPr>
+        <w:t>，不是相对于设计模型的全局坐标原点。</w:t>
+      </w:r>
+    </w:p>
+    <w:p>
+      <w:pPr>
+        <w:spacing w:after="80"/>
+        <w:jc w:val="both"/>
+      </w:pPr>
+      <w:r>
+        <w:rPr>
+          <w:rFonts w:ascii="SimSun" w:hAnsi="SimSun" w:eastAsia="SimSun"/>
         </w:rPr>
         <w:t>对设计模型中的每个构件：</w:t>
       </w:r>
@@ -2023,7 +2055,33 @@
         <w:rPr>
           <w:rFonts w:ascii="SimSun" w:hAnsi="SimSun" w:eastAsia="SimSun"/>
         </w:rPr>
-        <w:t>(b) 若 P_k 满足预设更新条件，则以 P_k 重算点—分块关联与全部缺口证据，得到更新后的 G_gap；据以按 S1(d) 更新 G_task；并</w:t>
+        <w:t>(b) 若 P_k 满足预设更新条件，则将 P_k 纳入</w:t>
+      </w:r>
+      <w:r>
+        <w:rPr>
+          <w:rFonts w:ascii="SimSun" w:hAnsi="SimSun" w:eastAsia="SimSun"/>
+          <w:b/>
+        </w:rPr>
+        <w:t>累计有效观测</w:t>
+      </w:r>
+      <w:r>
+        <w:rPr>
+          <w:rFonts w:ascii="SimSun" w:hAnsi="SimSun" w:eastAsia="SimSun"/>
+        </w:rPr>
+        <w:t>（此前各轮满足更新条件的观测与本轮观测之并集），并基于更新后的累计有效观测重新计算点—分块关联与全部缺口证据，得到更新后的 G_gap——</w:t>
+      </w:r>
+      <w:r>
+        <w:rPr>
+          <w:rFonts w:ascii="SimSun" w:hAnsi="SimSun" w:eastAsia="SimSun"/>
+          <w:b/>
+        </w:rPr>
+        <w:t>历史观测不被替换或丢弃</w:t>
+      </w:r>
+      <w:r>
+        <w:rPr>
+          <w:rFonts w:ascii="SimSun" w:hAnsi="SimSun" w:eastAsia="SimSun"/>
+        </w:rPr>
+        <w:t>，覆盖率、有效视角数、最佳正视性等量本就依赖各已执行站位的累计结果；据以按 S1(d) 更新 G_task；并</w:t>
       </w:r>
       <w:r>
         <w:rPr>
@@ -4124,7 +4182,7 @@
         <w:rPr>
           <w:rFonts w:ascii="SimSun" w:hAnsi="SimSun" w:eastAsia="SimSun"/>
         </w:rPr>
-        <w:t>。下列各量均逐表面分块 j 计算，取值均已截断至[0, 1]：</w:t>
+        <w:t>。下列各量均逐表面分块 j 计算；其中作为质量或比例使用的归一化量取值截断至 [0, 1]，而视角个数与点密度不是 [0, 1] 量：</w:t>
       </w:r>
     </w:p>
     <w:tbl>
@@ -4279,7 +4337,15 @@
                 <w:rFonts w:ascii="SimSun" w:hAnsi="SimSun" w:eastAsia="SimSun"/>
                 <w:sz w:val="17"/>
               </w:rPr>
-              <w:t>已执行站位中对该分块的可见率超过 0.2 者的个数</w:t>
+              <w:t>已执行站位中对该分块的可见率超过 0.2 者的个数。</w:t>
+            </w:r>
+            <w:r>
+              <w:rPr>
+                <w:rFonts w:ascii="SimSun" w:hAnsi="SimSun" w:eastAsia="SimSun"/>
+                <w:b/>
+                <w:sz w:val="17"/>
+              </w:rPr>
+              <w:t>为非负整数，不是 [0,1] 量</w:t>
             </w:r>
           </w:p>
         </w:tc>
@@ -4351,7 +4417,22 @@
                 <w:rFonts w:ascii="SimSun" w:hAnsi="SimSun" w:eastAsia="SimSun"/>
                 <w:sz w:val="17"/>
               </w:rPr>
-              <w:t>clip(n_view,j / 4, 0, 1)</w:t>
+              <w:t>clip(n_view,j / 4, 0, 1)。</w:t>
+            </w:r>
+            <w:r>
+              <w:rPr>
+                <w:rFonts w:ascii="SimSun" w:hAnsi="SimSun" w:eastAsia="SimSun"/>
+                <w:b/>
+                <w:sz w:val="17"/>
+              </w:rPr>
+              <w:t>本实施方式中该量由有效视角的个数归一得到，衡量的是视角数量而非方向的分散程度</w:t>
+            </w:r>
+            <w:r>
+              <w:rPr>
+                <w:rFonts w:ascii="SimSun" w:hAnsi="SimSun" w:eastAsia="SimSun"/>
+                <w:sz w:val="17"/>
+              </w:rPr>
+              <w:t>——四个方向几乎相同的站位仍得 a_j = 1。若需真正度量方向分散程度，应另行引入观测方向之间的角度分布指标；本实施方式未采用</w:t>
             </w:r>
           </w:p>
         </w:tc>
@@ -4387,7 +4468,15 @@
                 <w:rFonts w:ascii="SimSun" w:hAnsi="SimSun" w:eastAsia="SimSun"/>
                 <w:sz w:val="17"/>
               </w:rPr>
-              <w:t>ρ₀ · (1 + λ_E · E_j)，ρ₀ 为参考点密度</w:t>
+              <w:t>ρ₀ · (1 + λ_E · E_j)，ρ₀ 为参考点密度。</w:t>
+            </w:r>
+            <w:r>
+              <w:rPr>
+                <w:rFonts w:ascii="SimSun" w:hAnsi="SimSun" w:eastAsia="SimSun"/>
+                <w:b/>
+                <w:sz w:val="17"/>
+              </w:rPr>
+              <w:t>单位为点/m²，不是 [0,1] 量</w:t>
             </w:r>
           </w:p>
         </w:tc>
@@ -4423,7 +4512,15 @@
                 <w:rFonts w:ascii="SimSun" w:hAnsi="SimSun" w:eastAsia="SimSun"/>
                 <w:sz w:val="17"/>
               </w:rPr>
-              <w:t>(该分块关联点数 / 该分块面积) / ρ_req,j，截断至 [0, 1]</w:t>
+              <w:t>(该分块关联点数 / 该分块面积) / ρ_req,j，截断至 [0, 1]。</w:t>
+            </w:r>
+            <w:r>
+              <w:rPr>
+                <w:rFonts w:ascii="SimSun" w:hAnsi="SimSun" w:eastAsia="SimSun"/>
+                <w:b/>
+                <w:sz w:val="17"/>
+              </w:rPr>
+              <w:t>D_geo 的密度项与 D_rng 使用的是同一个 r_j</w:t>
             </w:r>
           </w:p>
         </w:tc>
@@ -4457,9 +4554,17 @@
             <w:r>
               <w:rPr>
                 <w:rFonts w:ascii="SimSun" w:hAnsi="SimSun" w:eastAsia="SimSun"/>
-                <w:sz w:val="17"/>
-              </w:rPr>
-              <w:t>取 r_j</w:t>
+                <w:b/>
+                <w:sz w:val="17"/>
+              </w:rPr>
+              <w:t>本实施方式中直接取 r_j</w:t>
+            </w:r>
+            <w:r>
+              <w:rPr>
+                <w:rFonts w:ascii="SimSun" w:hAnsi="SimSun" w:eastAsia="SimSun"/>
+                <w:sz w:val="17"/>
+              </w:rPr>
+              <w:t>。该名称沿用自在先方案的字段命名，其在本实施方式中的取值即密度比，并非独立的投影分辨率度量</w:t>
             </w:r>
           </w:p>
         </w:tc>
@@ -4628,20 +4733,26 @@
           <w:rFonts w:ascii="SimSun" w:hAnsi="SimSun" w:eastAsia="SimSun"/>
           <w:b/>
         </w:rPr>
-        <w:t>有效视角数同时进入 D_obs 与 D_ang</w:t>
-      </w:r>
-      <w:r>
-        <w:rPr>
-          <w:rFonts w:ascii="SimSun" w:hAnsi="SimSun" w:eastAsia="SimSun"/>
-        </w:rPr>
-        <w:t>。二者用它回答不同问题：D_obs 关心"是否有足够多的站位测到过这块表面"（观测是否成立）；D_ang 关心"这些站位的方向是否足够分散"（观测的角度条件是否良好）。前者与是否被直接观测、分辨率、配准置信度合成，后者与正视性、角度多样性合成。</w:t>
+        <w:t>有效视角数在本实施方式中被计入三处</w:t>
+      </w:r>
+      <w:r>
+        <w:rPr>
+          <w:rFonts w:ascii="SimSun" w:hAnsi="SimSun" w:eastAsia="SimSun"/>
+        </w:rPr>
+        <w:t>：D_obs 的第二项（权重 0.25）、D_ang 的第二项（权重 0.30），以及 D_ang 的第三项——角度多样性 a_j 亦由视角个数归一得到（权重 0.20）。三者的组合层级不同：在 D_obs 中它与"是否被直接观测、密度比、配准置信度"合成，回答"观测是否成立"；在 D_ang 中它与最佳正视性合成，回答"观测的角度条件是否良好"。</w:t>
       </w:r>
       <w:r>
         <w:rPr>
           <w:rFonts w:ascii="SimSun" w:hAnsi="SimSun" w:eastAsia="SimSun"/>
           <w:b/>
         </w:rPr>
-        <w:t>若某实施方式认为该项重复，可将其自D_obs 中移除，其权重按上述规则在 K_j 上重新归一，不影响其余步骤。</w:t>
+        <w:t>但 a_j 与 D_ang 第二项均只反映视角个数，二者的区别仅在归一基数（4 与 2）</w:t>
+      </w:r>
+      <w:r>
+        <w:rPr>
+          <w:rFonts w:ascii="SimSun" w:hAnsi="SimSun" w:eastAsia="SimSun"/>
+        </w:rPr>
+        <w:t>。若某实施方式认为重复，可将 a_j 或 D_obs 的该项移除，权重按上述规则在 K_j 上重新归一。</w:t>
       </w:r>
     </w:p>
     <w:p>
@@ -4654,6 +4765,31 @@
           <w:rFonts w:ascii="SimSun" w:hAnsi="SimSun" w:eastAsia="SimSun"/>
         </w:rPr>
         <w:t xml:space="preserve">2. </w:t>
+      </w:r>
+      <w:r>
+        <w:rPr>
+          <w:rFonts w:ascii="SimSun" w:hAnsi="SimSun" w:eastAsia="SimSun"/>
+          <w:b/>
+        </w:rPr>
+        <w:t>密度比 r_j 被计入两处</w:t>
+      </w:r>
+      <w:r>
+        <w:rPr>
+          <w:rFonts w:ascii="SimSun" w:hAnsi="SimSun" w:eastAsia="SimSun"/>
+        </w:rPr>
+        <w:t>：单独作为 D_rng，以及作为 D_geo 的第二项（权重0.40）。理由与取舍见上文"D_geo 与 D_rng 之间存在有意保留的部分重叠"一段。</w:t>
+      </w:r>
+    </w:p>
+    <w:p>
+      <w:pPr>
+        <w:spacing w:after="40"/>
+        <w:ind w:left="640" w:hanging="280"/>
+      </w:pPr>
+      <w:r>
+        <w:rPr>
+          <w:rFonts w:ascii="SimSun" w:hAnsi="SimSun" w:eastAsia="SimSun"/>
+        </w:rPr>
+        <w:t xml:space="preserve">3. </w:t>
       </w:r>
       <w:r>
         <w:rPr>

--- a/交付_20260809_补充扫描规划专利/01_申请文件/B_说明书_代理人审阅稿.docx
+++ b/交付_20260809_补充扫描规划专利/01_申请文件/B_说明书_代理人审阅稿.docx
@@ -368,7 +368,7 @@
         <w:rPr>
           <w:rFonts w:ascii="SimSun" w:hAnsi="SimSun" w:eastAsia="SimSun"/>
         </w:rPr>
-        <w:t>（对应从属权）：新增观测因与既有覆盖重叠不足而无法拼入全局坐标系时，其数据整体作废，该站位随之不再计入已执行的站位；而移动平台恰在该位置、自当前位姿至该位置的可通行路径代价为零，按边际收益与等效成本之比选取时必然重复选中同一位置。</w:t>
+        <w:t>（对应从属权）：新增观测因与既有覆盖重叠不足而无法拼入全局坐标系时，其数据整体作废，该站位随之不再计入已执行的站位；而移动平台恰在该位置、自当前位置至该位置的可通行路径代价为零，按边际收益与等效成本之比选取时必然重复选中同一位置。</w:t>
       </w:r>
     </w:p>
     <w:p>
